--- a/src/main/resources/static/help.docx
+++ b/src/main/resources/static/help.docx
@@ -25,7 +25,7 @@
           <w:sz w:val="20"/>
           <w:szCs w:val="20"/>
         </w:rPr>
-        <w:t>======================</w:t>
+        <w:t>==================</w:t>
       </w:r>
       <w:r>
         <w:rPr>
@@ -43,6 +43,34 @@
           <w:sz w:val="20"/>
           <w:szCs w:val="20"/>
         </w:rPr>
+        <w:t>N</w:t>
+      </w:r>
+      <w:r>
+        <w:rPr>
+          <w:rFonts w:hint="eastAsia"/>
+          <w:b/>
+          <w:bCs/>
+          <w:sz w:val="20"/>
+          <w:szCs w:val="20"/>
+        </w:rPr>
+        <w:t>ULLBOT</w:t>
+      </w:r>
+      <w:r>
+        <w:rPr>
+          <w:rFonts w:hint="eastAsia"/>
+          <w:sz w:val="20"/>
+          <w:szCs w:val="20"/>
+        </w:rPr>
+        <w:t xml:space="preserve"> </w:t>
+      </w:r>
+      <w:r>
+        <w:rPr>
+          <w:rFonts w:hint="eastAsia"/>
+          <w:b/>
+          <w:bCs/>
+          <w:sz w:val="20"/>
+          <w:szCs w:val="20"/>
+        </w:rPr>
         <w:t>HELP</w:t>
       </w:r>
       <w:r>
@@ -59,7 +87,23 @@
           <w:sz w:val="20"/>
           <w:szCs w:val="20"/>
         </w:rPr>
-        <w:t>=====================</w:t>
+        <w:t>=========</w:t>
+      </w:r>
+      <w:r>
+        <w:rPr>
+          <w:rFonts w:hint="eastAsia"/>
+          <w:sz w:val="20"/>
+          <w:szCs w:val="20"/>
+        </w:rPr>
+        <w:t>=</w:t>
+      </w:r>
+      <w:r>
+        <w:rPr>
+          <w:rFonts w:hint="eastAsia"/>
+          <w:sz w:val="20"/>
+          <w:szCs w:val="20"/>
+        </w:rPr>
+        <w:t>=========</w:t>
       </w:r>
       <w:r>
         <w:rPr>
@@ -74,6 +118,7 @@
       <w:pPr>
         <w:spacing w:after="0" w:line="240" w:lineRule="auto"/>
         <w:rPr>
+          <w:rFonts w:hint="eastAsia"/>
           <w:b/>
           <w:bCs/>
           <w:sz w:val="20"/>
@@ -293,6 +338,7 @@
       <w:pPr>
         <w:spacing w:after="0" w:line="240" w:lineRule="auto"/>
         <w:rPr>
+          <w:rFonts w:hint="eastAsia"/>
           <w:b/>
           <w:bCs/>
           <w:sz w:val="20"/>
@@ -408,6 +454,7 @@
           <w:p>
             <w:pPr>
               <w:rPr>
+                <w:rFonts w:hint="eastAsia"/>
                 <w:sz w:val="20"/>
                 <w:szCs w:val="20"/>
               </w:rPr>
@@ -460,6 +507,7 @@
       <w:pPr>
         <w:spacing w:after="0" w:line="240" w:lineRule="auto"/>
         <w:rPr>
+          <w:rFonts w:hint="eastAsia"/>
           <w:b/>
           <w:bCs/>
           <w:sz w:val="20"/>
@@ -733,6 +781,7 @@
       <w:pPr>
         <w:spacing w:after="0" w:line="240" w:lineRule="auto"/>
         <w:rPr>
+          <w:rFonts w:hint="eastAsia"/>
           <w:b/>
           <w:bCs/>
           <w:sz w:val="20"/>
@@ -807,6 +856,7 @@
       <w:pPr>
         <w:spacing w:after="0" w:line="240" w:lineRule="auto"/>
         <w:rPr>
+          <w:rFonts w:hint="eastAsia"/>
           <w:b/>
           <w:bCs/>
           <w:sz w:val="20"/>
@@ -851,6 +901,7 @@
           <w:p>
             <w:pPr>
               <w:rPr>
+                <w:rFonts w:hint="eastAsia"/>
                 <w:sz w:val="20"/>
                 <w:szCs w:val="20"/>
               </w:rPr>
@@ -884,6 +935,7 @@
           <w:p>
             <w:pPr>
               <w:rPr>
+                <w:rFonts w:hint="eastAsia"/>
                 <w:sz w:val="20"/>
                 <w:szCs w:val="20"/>
               </w:rPr>
@@ -929,6 +981,7 @@
           <w:p>
             <w:pPr>
               <w:rPr>
+                <w:rFonts w:hint="eastAsia"/>
                 <w:sz w:val="20"/>
                 <w:szCs w:val="20"/>
               </w:rPr>
@@ -962,6 +1015,7 @@
           <w:p>
             <w:pPr>
               <w:rPr>
+                <w:rFonts w:hint="eastAsia"/>
                 <w:sz w:val="20"/>
                 <w:szCs w:val="20"/>
               </w:rPr>
@@ -994,6 +1048,7 @@
       <w:pPr>
         <w:spacing w:after="0" w:line="240" w:lineRule="auto"/>
         <w:rPr>
+          <w:rFonts w:hint="eastAsia"/>
           <w:b/>
           <w:bCs/>
           <w:sz w:val="20"/>
@@ -1050,47 +1105,7 @@
                 <w:sz w:val="20"/>
                 <w:szCs w:val="20"/>
               </w:rPr>
-              <w:t>Help</w:t>
-            </w:r>
-            <w:r>
-              <w:rPr>
-                <w:rFonts w:hint="eastAsia"/>
-                <w:b/>
-                <w:bCs/>
-                <w:sz w:val="20"/>
-                <w:szCs w:val="20"/>
-              </w:rPr>
-              <w:t>/</w:t>
-            </w:r>
-            <w:r>
-              <w:rPr>
-                <w:rFonts w:hint="eastAsia"/>
-                <w:b/>
-                <w:bCs/>
-                <w:sz w:val="20"/>
-                <w:szCs w:val="20"/>
-              </w:rPr>
-              <w:t>help</w:t>
-            </w:r>
-            <w:r>
-              <w:rPr>
-                <w:rFonts w:hint="eastAsia"/>
-                <w:b/>
-                <w:bCs/>
-                <w:sz w:val="20"/>
-                <w:szCs w:val="20"/>
-              </w:rPr>
-              <w:t>/</w:t>
-            </w:r>
-            <w:r>
-              <w:rPr>
-                <w:rFonts w:hint="eastAsia"/>
-                <w:b/>
-                <w:bCs/>
-                <w:sz w:val="20"/>
-                <w:szCs w:val="20"/>
-              </w:rPr>
-              <w:t>帮助</w:t>
+              <w:t>Help/help/帮助</w:t>
             </w:r>
             <w:r>
               <w:rPr>
@@ -1164,6 +1179,7 @@
       <w:pPr>
         <w:spacing w:after="0" w:line="240" w:lineRule="auto"/>
         <w:rPr>
+          <w:rFonts w:hint="eastAsia"/>
           <w:sz w:val="20"/>
           <w:szCs w:val="20"/>
         </w:rPr>
@@ -1351,7 +1367,6 @@
       <w:pPr>
         <w:spacing w:after="0" w:line="240" w:lineRule="auto"/>
         <w:rPr>
-          <w:rFonts w:hint="eastAsia"/>
           <w:sz w:val="20"/>
           <w:szCs w:val="20"/>
         </w:rPr>
@@ -1364,6 +1379,192 @@
         </w:rPr>
         <w:t>5. 当前指令前缀为 /</w:t>
       </w:r>
+    </w:p>
+    <w:p>
+      <w:pPr>
+        <w:spacing w:after="0" w:line="240" w:lineRule="auto"/>
+        <w:rPr>
+          <w:sz w:val="20"/>
+          <w:szCs w:val="20"/>
+        </w:rPr>
+      </w:pPr>
+    </w:p>
+    <w:p>
+      <w:pPr>
+        <w:spacing w:after="0" w:line="240" w:lineRule="auto"/>
+        <w:rPr>
+          <w:rFonts w:hint="eastAsia"/>
+          <w:b/>
+          <w:bCs/>
+          <w:sz w:val="20"/>
+          <w:szCs w:val="20"/>
+        </w:rPr>
+      </w:pPr>
+      <w:r>
+        <w:rPr>
+          <w:rFonts w:hint="eastAsia"/>
+          <w:b/>
+          <w:bCs/>
+          <w:sz w:val="20"/>
+          <w:szCs w:val="20"/>
+        </w:rPr>
+        <w:t>[</w:t>
+      </w:r>
+      <w:r>
+        <w:rPr>
+          <w:rFonts w:hint="eastAsia"/>
+          <w:b/>
+          <w:bCs/>
+          <w:sz w:val="20"/>
+          <w:szCs w:val="20"/>
+        </w:rPr>
+        <w:t>开发者</w:t>
+      </w:r>
+      <w:r>
+        <w:rPr>
+          <w:rFonts w:hint="eastAsia"/>
+          <w:b/>
+          <w:bCs/>
+          <w:sz w:val="20"/>
+          <w:szCs w:val="20"/>
+        </w:rPr>
+        <w:t>]</w:t>
+      </w:r>
+      <w:r>
+        <w:rPr>
+          <w:rFonts w:hint="eastAsia"/>
+          <w:b/>
+          <w:bCs/>
+          <w:sz w:val="20"/>
+          <w:szCs w:val="20"/>
+        </w:rPr>
+        <w:t xml:space="preserve"> </w:t>
+      </w:r>
+      <w:r>
+        <w:rPr>
+          <w:rFonts w:hint="eastAsia"/>
+          <w:sz w:val="20"/>
+          <w:szCs w:val="20"/>
+        </w:rPr>
+        <w:t>Zincoid</w:t>
+      </w:r>
+      <w:r>
+        <w:rPr>
+          <w:rFonts w:hint="eastAsia"/>
+          <w:sz w:val="20"/>
+          <w:szCs w:val="20"/>
+        </w:rPr>
+        <w:t xml:space="preserve">(2660181154)  </w:t>
+      </w:r>
+      <w:r>
+        <w:rPr>
+          <w:rFonts w:hint="eastAsia"/>
+          <w:b/>
+          <w:bCs/>
+          <w:sz w:val="20"/>
+          <w:szCs w:val="20"/>
+        </w:rPr>
+        <w:t>[</w:t>
+      </w:r>
+      <w:r>
+        <w:rPr>
+          <w:rFonts w:hint="eastAsia"/>
+          <w:b/>
+          <w:bCs/>
+          <w:sz w:val="20"/>
+          <w:szCs w:val="20"/>
+        </w:rPr>
+        <w:t>代码</w:t>
+      </w:r>
+      <w:r>
+        <w:rPr>
+          <w:rFonts w:hint="eastAsia"/>
+          <w:b/>
+          <w:bCs/>
+          <w:sz w:val="20"/>
+          <w:szCs w:val="20"/>
+        </w:rPr>
+        <w:t>参考</w:t>
+      </w:r>
+      <w:r>
+        <w:rPr>
+          <w:rFonts w:hint="eastAsia"/>
+          <w:b/>
+          <w:bCs/>
+          <w:sz w:val="20"/>
+          <w:szCs w:val="20"/>
+        </w:rPr>
+        <w:t>]</w:t>
+      </w:r>
+      <w:r>
+        <w:rPr>
+          <w:rFonts w:hint="eastAsia"/>
+          <w:b/>
+          <w:bCs/>
+          <w:sz w:val="20"/>
+          <w:szCs w:val="20"/>
+        </w:rPr>
+        <w:t xml:space="preserve"> </w:t>
+      </w:r>
+      <w:proofErr w:type="spellStart"/>
+      <w:r>
+        <w:rPr>
+          <w:rFonts w:hint="eastAsia"/>
+          <w:sz w:val="20"/>
+          <w:szCs w:val="20"/>
+        </w:rPr>
+        <w:t>Aloic</w:t>
+      </w:r>
+      <w:proofErr w:type="spellEnd"/>
+      <w:r>
+        <w:rPr>
+          <w:rFonts w:hint="eastAsia"/>
+          <w:sz w:val="20"/>
+          <w:szCs w:val="20"/>
+        </w:rPr>
+        <w:t>(</w:t>
+      </w:r>
+      <w:r>
+        <w:rPr>
+          <w:rFonts w:hint="eastAsia"/>
+          <w:sz w:val="20"/>
+          <w:szCs w:val="20"/>
+        </w:rPr>
+        <w:t>1524185356</w:t>
+      </w:r>
+      <w:r>
+        <w:rPr>
+          <w:rFonts w:hint="eastAsia"/>
+          <w:sz w:val="20"/>
+          <w:szCs w:val="20"/>
+        </w:rPr>
+        <w:t xml:space="preserve">) </w:t>
+      </w:r>
+      <w:r>
+        <w:rPr>
+          <w:sz w:val="20"/>
+          <w:szCs w:val="20"/>
+        </w:rPr>
+        <w:t>–</w:t>
+      </w:r>
+      <w:r>
+        <w:rPr>
+          <w:rFonts w:hint="eastAsia"/>
+          <w:sz w:val="20"/>
+          <w:szCs w:val="20"/>
+        </w:rPr>
+        <w:t xml:space="preserve"> </w:t>
+      </w:r>
+      <w:proofErr w:type="spellStart"/>
+      <w:r>
+        <w:rPr>
+          <w:rFonts w:hint="eastAsia"/>
+          <w:sz w:val="20"/>
+          <w:szCs w:val="20"/>
+        </w:rPr>
+        <w:t>Lazybot</w:t>
+      </w:r>
+      <w:proofErr w:type="spellEnd"/>
     </w:p>
     <w:sectPr>
       <w:pgSz w:w="11906" w:h="16838"/>

--- a/src/main/resources/static/help.docx
+++ b/src/main/resources/static/help.docx
@@ -781,7 +781,6 @@
       <w:pPr>
         <w:spacing w:after="0" w:line="240" w:lineRule="auto"/>
         <w:rPr>
-          <w:rFonts w:hint="eastAsia"/>
           <w:b/>
           <w:bCs/>
           <w:sz w:val="20"/>
@@ -805,82 +804,7 @@
           <w:sz w:val="20"/>
           <w:szCs w:val="20"/>
         </w:rPr>
-        <w:t xml:space="preserve"> 娱乐功能</w:t>
-      </w:r>
-    </w:p>
-    <w:tbl>
-      <w:tblPr>
-        <w:tblStyle w:val="ae"/>
-        <w:tblW w:w="0" w:type="auto"/>
-        <w:tblLook w:val="04A0" w:firstRow="1" w:lastRow="0" w:firstColumn="1" w:lastColumn="0" w:noHBand="0" w:noVBand="1"/>
-      </w:tblPr>
-      <w:tblGrid>
-        <w:gridCol w:w="8296"/>
-      </w:tblGrid>
-      <w:tr>
-        <w:tc>
-          <w:tcPr>
-            <w:tcW w:w="8296" w:type="dxa"/>
-          </w:tcPr>
-          <w:p>
-            <w:pPr>
-              <w:rPr>
-                <w:rFonts w:hint="eastAsia"/>
-                <w:sz w:val="20"/>
-                <w:szCs w:val="20"/>
-              </w:rPr>
-            </w:pPr>
-            <w:r>
-              <w:rPr>
-                <w:rFonts w:hint="eastAsia"/>
-                <w:b/>
-                <w:bCs/>
-                <w:sz w:val="20"/>
-                <w:szCs w:val="20"/>
-              </w:rPr>
-              <w:t>Wife</w:t>
-            </w:r>
-            <w:r>
-              <w:rPr>
-                <w:rFonts w:hint="eastAsia"/>
-                <w:sz w:val="20"/>
-                <w:szCs w:val="20"/>
-              </w:rPr>
-              <w:t xml:space="preserve">  今日老婆(群友/二次元)</w:t>
-            </w:r>
-          </w:p>
-        </w:tc>
-      </w:tr>
-    </w:tbl>
-    <w:p>
-      <w:pPr>
-        <w:spacing w:after="0" w:line="240" w:lineRule="auto"/>
-        <w:rPr>
-          <w:rFonts w:hint="eastAsia"/>
-          <w:b/>
-          <w:bCs/>
-          <w:sz w:val="20"/>
-          <w:szCs w:val="20"/>
-        </w:rPr>
-      </w:pPr>
-      <w:r>
-        <w:rPr>
-          <w:rFonts w:ascii="Cambria Math" w:hAnsi="Cambria Math" w:cs="Cambria Math"/>
-          <w:b/>
-          <w:bCs/>
-          <w:sz w:val="20"/>
-          <w:szCs w:val="20"/>
-        </w:rPr>
-        <w:t>◉</w:t>
-      </w:r>
-      <w:r>
-        <w:rPr>
-          <w:b/>
-          <w:bCs/>
-          <w:sz w:val="20"/>
-          <w:szCs w:val="20"/>
-        </w:rPr>
-        <w:t xml:space="preserve"> 管理功能</w:t>
+        <w:t xml:space="preserve"> 视频功能</w:t>
       </w:r>
     </w:p>
     <w:tbl>
@@ -901,7 +825,8 @@
           <w:p>
             <w:pPr>
               <w:rPr>
-                <w:rFonts w:hint="eastAsia"/>
+                <w:b/>
+                <w:bCs/>
                 <w:sz w:val="20"/>
                 <w:szCs w:val="20"/>
               </w:rPr>
@@ -909,22 +834,29 @@
             <w:proofErr w:type="spellStart"/>
             <w:r>
               <w:rPr>
-                <w:rFonts w:hint="eastAsia"/>
-                <w:b/>
-                <w:bCs/>
-                <w:sz w:val="20"/>
-                <w:szCs w:val="20"/>
-              </w:rPr>
-              <w:t>UserBan</w:t>
+                <w:b/>
+                <w:bCs/>
+                <w:sz w:val="20"/>
+                <w:szCs w:val="20"/>
+              </w:rPr>
+              <w:t>VideoSave</w:t>
             </w:r>
             <w:proofErr w:type="spellEnd"/>
             <w:r>
               <w:rPr>
-                <w:rFonts w:hint="eastAsia"/>
-                <w:sz w:val="20"/>
-                <w:szCs w:val="20"/>
-              </w:rPr>
-              <w:t xml:space="preserve">  禁言群内用户</w:t>
+                <w:b/>
+                <w:bCs/>
+                <w:sz w:val="20"/>
+                <w:szCs w:val="20"/>
+              </w:rPr>
+              <w:t xml:space="preserve">  </w:t>
+            </w:r>
+            <w:r>
+              <w:rPr>
+                <w:sz w:val="20"/>
+                <w:szCs w:val="20"/>
+              </w:rPr>
+              <w:t>保存引用视频</w:t>
             </w:r>
           </w:p>
         </w:tc>
@@ -935,7 +867,9 @@
           <w:p>
             <w:pPr>
               <w:rPr>
-                <w:rFonts w:hint="eastAsia"/>
+                <w:rFonts w:ascii="Cambria Math" w:hAnsi="Cambria Math" w:cs="Cambria Math"/>
+                <w:b/>
+                <w:bCs/>
                 <w:sz w:val="20"/>
                 <w:szCs w:val="20"/>
               </w:rPr>
@@ -943,33 +877,30 @@
             <w:proofErr w:type="spellStart"/>
             <w:r>
               <w:rPr>
-                <w:rFonts w:hint="eastAsia"/>
-                <w:b/>
-                <w:bCs/>
-                <w:sz w:val="20"/>
-                <w:szCs w:val="20"/>
-              </w:rPr>
-              <w:t>AccessSet</w:t>
+                <w:b/>
+                <w:bCs/>
+                <w:sz w:val="20"/>
+                <w:szCs w:val="20"/>
+              </w:rPr>
+              <w:t>VideoGet</w:t>
             </w:r>
             <w:proofErr w:type="spellEnd"/>
             <w:r>
               <w:rPr>
-                <w:rFonts w:hint="eastAsia"/>
-                <w:sz w:val="20"/>
-                <w:szCs w:val="20"/>
-              </w:rPr>
-              <w:t xml:space="preserve">  设置用</w:t>
-            </w:r>
-            <w:proofErr w:type="gramStart"/>
-            <w:r>
-              <w:rPr>
-                <w:rFonts w:hint="eastAsia"/>
-                <w:sz w:val="20"/>
-                <w:szCs w:val="20"/>
-              </w:rPr>
-              <w:t>户限权</w:t>
-            </w:r>
-            <w:proofErr w:type="gramEnd"/>
+                <w:b/>
+                <w:bCs/>
+                <w:sz w:val="20"/>
+                <w:szCs w:val="20"/>
+              </w:rPr>
+              <w:t xml:space="preserve">  </w:t>
+            </w:r>
+            <w:r>
+              <w:rPr>
+                <w:sz w:val="20"/>
+                <w:szCs w:val="20"/>
+              </w:rPr>
+              <w:t>获取保存视频</w:t>
+            </w:r>
           </w:p>
         </w:tc>
       </w:tr>
@@ -981,7 +912,8 @@
           <w:p>
             <w:pPr>
               <w:rPr>
-                <w:rFonts w:hint="eastAsia"/>
+                <w:b/>
+                <w:bCs/>
                 <w:sz w:val="20"/>
                 <w:szCs w:val="20"/>
               </w:rPr>
@@ -989,22 +921,29 @@
             <w:proofErr w:type="spellStart"/>
             <w:r>
               <w:rPr>
-                <w:rFonts w:hint="eastAsia"/>
-                <w:b/>
-                <w:bCs/>
-                <w:sz w:val="20"/>
-                <w:szCs w:val="20"/>
-              </w:rPr>
-              <w:t>FunctionCheck</w:t>
+                <w:b/>
+                <w:bCs/>
+                <w:sz w:val="20"/>
+                <w:szCs w:val="20"/>
+              </w:rPr>
+              <w:t>VideoDelete</w:t>
             </w:r>
             <w:proofErr w:type="spellEnd"/>
             <w:r>
               <w:rPr>
-                <w:rFonts w:hint="eastAsia"/>
-                <w:sz w:val="20"/>
-                <w:szCs w:val="20"/>
-              </w:rPr>
-              <w:t xml:space="preserve">  检查功能启用状态</w:t>
+                <w:b/>
+                <w:bCs/>
+                <w:sz w:val="20"/>
+                <w:szCs w:val="20"/>
+              </w:rPr>
+              <w:t xml:space="preserve">  </w:t>
+            </w:r>
+            <w:r>
+              <w:rPr>
+                <w:sz w:val="20"/>
+                <w:szCs w:val="20"/>
+              </w:rPr>
+              <w:t>删除保存视频(可引用删除)</w:t>
             </w:r>
           </w:p>
         </w:tc>
@@ -1015,7 +954,9 @@
           <w:p>
             <w:pPr>
               <w:rPr>
-                <w:rFonts w:hint="eastAsia"/>
+                <w:rFonts w:ascii="Cambria Math" w:hAnsi="Cambria Math" w:cs="Cambria Math"/>
+                <w:b/>
+                <w:bCs/>
                 <w:sz w:val="20"/>
                 <w:szCs w:val="20"/>
               </w:rPr>
@@ -1023,22 +964,74 @@
             <w:proofErr w:type="spellStart"/>
             <w:r>
               <w:rPr>
-                <w:rFonts w:hint="eastAsia"/>
-                <w:b/>
-                <w:bCs/>
-                <w:sz w:val="20"/>
-                <w:szCs w:val="20"/>
-              </w:rPr>
-              <w:t>FunctionControl</w:t>
+                <w:b/>
+                <w:bCs/>
+                <w:sz w:val="20"/>
+                <w:szCs w:val="20"/>
+              </w:rPr>
+              <w:t>VideoList</w:t>
             </w:r>
             <w:proofErr w:type="spellEnd"/>
             <w:r>
               <w:rPr>
-                <w:rFonts w:hint="eastAsia"/>
-                <w:sz w:val="20"/>
-                <w:szCs w:val="20"/>
-              </w:rPr>
-              <w:t xml:space="preserve">  修改功能启用状态</w:t>
+                <w:b/>
+                <w:bCs/>
+                <w:sz w:val="20"/>
+                <w:szCs w:val="20"/>
+              </w:rPr>
+              <w:t xml:space="preserve">  </w:t>
+            </w:r>
+            <w:r>
+              <w:rPr>
+                <w:sz w:val="20"/>
+                <w:szCs w:val="20"/>
+              </w:rPr>
+              <w:t>获取保存视频列表</w:t>
+            </w:r>
+          </w:p>
+        </w:tc>
+      </w:tr>
+      <w:tr>
+        <w:tc>
+          <w:tcPr>
+            <w:tcW w:w="8296" w:type="dxa"/>
+            <w:gridSpan w:val="2"/>
+          </w:tcPr>
+          <w:p>
+            <w:pPr>
+              <w:rPr>
+                <w:b/>
+                <w:bCs/>
+                <w:sz w:val="20"/>
+                <w:szCs w:val="20"/>
+              </w:rPr>
+            </w:pPr>
+            <w:proofErr w:type="spellStart"/>
+            <w:r>
+              <w:rPr>
+                <w:b/>
+                <w:bCs/>
+                <w:sz w:val="20"/>
+                <w:szCs w:val="20"/>
+              </w:rPr>
+              <w:t>RandomVideo</w:t>
+            </w:r>
+            <w:proofErr w:type="spellEnd"/>
+            <w:r>
+              <w:rPr>
+                <w:b/>
+                <w:bCs/>
+                <w:sz w:val="20"/>
+                <w:szCs w:val="20"/>
+              </w:rPr>
+              <w:t xml:space="preserve"> 或 video  </w:t>
+            </w:r>
+            <w:r>
+              <w:rPr>
+                <w:sz w:val="20"/>
+                <w:szCs w:val="20"/>
+              </w:rPr>
+              <w:t>发送随机保存视频</w:t>
             </w:r>
           </w:p>
         </w:tc>
@@ -1072,7 +1065,7 @@
           <w:sz w:val="20"/>
           <w:szCs w:val="20"/>
         </w:rPr>
-        <w:t xml:space="preserve"> 帮助功能</w:t>
+        <w:t xml:space="preserve"> 娱乐功能</w:t>
       </w:r>
     </w:p>
     <w:tbl>
@@ -1105,6 +1098,273 @@
                 <w:sz w:val="20"/>
                 <w:szCs w:val="20"/>
               </w:rPr>
+              <w:t>Wife</w:t>
+            </w:r>
+            <w:r>
+              <w:rPr>
+                <w:rFonts w:hint="eastAsia"/>
+                <w:sz w:val="20"/>
+                <w:szCs w:val="20"/>
+              </w:rPr>
+              <w:t xml:space="preserve">  今日老婆(群友/二次元)</w:t>
+            </w:r>
+          </w:p>
+        </w:tc>
+      </w:tr>
+    </w:tbl>
+    <w:p>
+      <w:pPr>
+        <w:spacing w:after="0" w:line="240" w:lineRule="auto"/>
+        <w:rPr>
+          <w:rFonts w:hint="eastAsia"/>
+          <w:b/>
+          <w:bCs/>
+          <w:sz w:val="20"/>
+          <w:szCs w:val="20"/>
+        </w:rPr>
+      </w:pPr>
+      <w:r>
+        <w:rPr>
+          <w:rFonts w:ascii="Cambria Math" w:hAnsi="Cambria Math" w:cs="Cambria Math"/>
+          <w:b/>
+          <w:bCs/>
+          <w:sz w:val="20"/>
+          <w:szCs w:val="20"/>
+        </w:rPr>
+        <w:t>◉</w:t>
+      </w:r>
+      <w:r>
+        <w:rPr>
+          <w:b/>
+          <w:bCs/>
+          <w:sz w:val="20"/>
+          <w:szCs w:val="20"/>
+        </w:rPr>
+        <w:t xml:space="preserve"> 管理功能</w:t>
+      </w:r>
+    </w:p>
+    <w:tbl>
+      <w:tblPr>
+        <w:tblStyle w:val="ae"/>
+        <w:tblW w:w="0" w:type="auto"/>
+        <w:tblLook w:val="04A0" w:firstRow="1" w:lastRow="0" w:firstColumn="1" w:lastColumn="0" w:noHBand="0" w:noVBand="1"/>
+      </w:tblPr>
+      <w:tblGrid>
+        <w:gridCol w:w="4148"/>
+        <w:gridCol w:w="4148"/>
+      </w:tblGrid>
+      <w:tr>
+        <w:tc>
+          <w:tcPr>
+            <w:tcW w:w="4148" w:type="dxa"/>
+          </w:tcPr>
+          <w:p>
+            <w:pPr>
+              <w:rPr>
+                <w:rFonts w:hint="eastAsia"/>
+                <w:sz w:val="20"/>
+                <w:szCs w:val="20"/>
+              </w:rPr>
+            </w:pPr>
+            <w:proofErr w:type="spellStart"/>
+            <w:r>
+              <w:rPr>
+                <w:rFonts w:hint="eastAsia"/>
+                <w:b/>
+                <w:bCs/>
+                <w:sz w:val="20"/>
+                <w:szCs w:val="20"/>
+              </w:rPr>
+              <w:t>UserBan</w:t>
+            </w:r>
+            <w:proofErr w:type="spellEnd"/>
+            <w:r>
+              <w:rPr>
+                <w:rFonts w:hint="eastAsia"/>
+                <w:sz w:val="20"/>
+                <w:szCs w:val="20"/>
+              </w:rPr>
+              <w:t xml:space="preserve">  禁言群内用户</w:t>
+            </w:r>
+          </w:p>
+        </w:tc>
+        <w:tc>
+          <w:tcPr>
+            <w:tcW w:w="4148" w:type="dxa"/>
+          </w:tcPr>
+          <w:p>
+            <w:pPr>
+              <w:rPr>
+                <w:rFonts w:hint="eastAsia"/>
+                <w:sz w:val="20"/>
+                <w:szCs w:val="20"/>
+              </w:rPr>
+            </w:pPr>
+            <w:proofErr w:type="spellStart"/>
+            <w:r>
+              <w:rPr>
+                <w:rFonts w:hint="eastAsia"/>
+                <w:b/>
+                <w:bCs/>
+                <w:sz w:val="20"/>
+                <w:szCs w:val="20"/>
+              </w:rPr>
+              <w:t>AccessSet</w:t>
+            </w:r>
+            <w:proofErr w:type="spellEnd"/>
+            <w:r>
+              <w:rPr>
+                <w:rFonts w:hint="eastAsia"/>
+                <w:sz w:val="20"/>
+                <w:szCs w:val="20"/>
+              </w:rPr>
+              <w:t xml:space="preserve">  设置用</w:t>
+            </w:r>
+            <w:proofErr w:type="gramStart"/>
+            <w:r>
+              <w:rPr>
+                <w:rFonts w:hint="eastAsia"/>
+                <w:sz w:val="20"/>
+                <w:szCs w:val="20"/>
+              </w:rPr>
+              <w:t>户限权</w:t>
+            </w:r>
+            <w:proofErr w:type="gramEnd"/>
+          </w:p>
+        </w:tc>
+      </w:tr>
+      <w:tr>
+        <w:tc>
+          <w:tcPr>
+            <w:tcW w:w="4148" w:type="dxa"/>
+          </w:tcPr>
+          <w:p>
+            <w:pPr>
+              <w:rPr>
+                <w:rFonts w:hint="eastAsia"/>
+                <w:sz w:val="20"/>
+                <w:szCs w:val="20"/>
+              </w:rPr>
+            </w:pPr>
+            <w:proofErr w:type="spellStart"/>
+            <w:r>
+              <w:rPr>
+                <w:rFonts w:hint="eastAsia"/>
+                <w:b/>
+                <w:bCs/>
+                <w:sz w:val="20"/>
+                <w:szCs w:val="20"/>
+              </w:rPr>
+              <w:t>FunctionCheck</w:t>
+            </w:r>
+            <w:proofErr w:type="spellEnd"/>
+            <w:r>
+              <w:rPr>
+                <w:rFonts w:hint="eastAsia"/>
+                <w:sz w:val="20"/>
+                <w:szCs w:val="20"/>
+              </w:rPr>
+              <w:t xml:space="preserve">  检查功能启用状态</w:t>
+            </w:r>
+          </w:p>
+        </w:tc>
+        <w:tc>
+          <w:tcPr>
+            <w:tcW w:w="4148" w:type="dxa"/>
+          </w:tcPr>
+          <w:p>
+            <w:pPr>
+              <w:rPr>
+                <w:rFonts w:hint="eastAsia"/>
+                <w:sz w:val="20"/>
+                <w:szCs w:val="20"/>
+              </w:rPr>
+            </w:pPr>
+            <w:proofErr w:type="spellStart"/>
+            <w:r>
+              <w:rPr>
+                <w:rFonts w:hint="eastAsia"/>
+                <w:b/>
+                <w:bCs/>
+                <w:sz w:val="20"/>
+                <w:szCs w:val="20"/>
+              </w:rPr>
+              <w:t>FunctionControl</w:t>
+            </w:r>
+            <w:proofErr w:type="spellEnd"/>
+            <w:r>
+              <w:rPr>
+                <w:rFonts w:hint="eastAsia"/>
+                <w:sz w:val="20"/>
+                <w:szCs w:val="20"/>
+              </w:rPr>
+              <w:t xml:space="preserve">  修改功能启用状态</w:t>
+            </w:r>
+          </w:p>
+        </w:tc>
+      </w:tr>
+    </w:tbl>
+    <w:p>
+      <w:pPr>
+        <w:spacing w:after="0" w:line="240" w:lineRule="auto"/>
+        <w:rPr>
+          <w:rFonts w:hint="eastAsia"/>
+          <w:b/>
+          <w:bCs/>
+          <w:sz w:val="20"/>
+          <w:szCs w:val="20"/>
+        </w:rPr>
+      </w:pPr>
+      <w:r>
+        <w:rPr>
+          <w:rFonts w:ascii="Cambria Math" w:hAnsi="Cambria Math" w:cs="Cambria Math"/>
+          <w:b/>
+          <w:bCs/>
+          <w:sz w:val="20"/>
+          <w:szCs w:val="20"/>
+        </w:rPr>
+        <w:t>◉</w:t>
+      </w:r>
+      <w:r>
+        <w:rPr>
+          <w:b/>
+          <w:bCs/>
+          <w:sz w:val="20"/>
+          <w:szCs w:val="20"/>
+        </w:rPr>
+        <w:t xml:space="preserve"> 帮助功能</w:t>
+      </w:r>
+    </w:p>
+    <w:tbl>
+      <w:tblPr>
+        <w:tblStyle w:val="ae"/>
+        <w:tblW w:w="0" w:type="auto"/>
+        <w:tblLook w:val="04A0" w:firstRow="1" w:lastRow="0" w:firstColumn="1" w:lastColumn="0" w:noHBand="0" w:noVBand="1"/>
+      </w:tblPr>
+      <w:tblGrid>
+        <w:gridCol w:w="8296"/>
+      </w:tblGrid>
+      <w:tr>
+        <w:tc>
+          <w:tcPr>
+            <w:tcW w:w="8296" w:type="dxa"/>
+          </w:tcPr>
+          <w:p>
+            <w:pPr>
+              <w:rPr>
+                <w:rFonts w:hint="eastAsia"/>
+                <w:sz w:val="20"/>
+                <w:szCs w:val="20"/>
+              </w:rPr>
+            </w:pPr>
+            <w:r>
+              <w:rPr>
+                <w:rFonts w:hint="eastAsia"/>
+                <w:b/>
+                <w:bCs/>
+                <w:sz w:val="20"/>
+                <w:szCs w:val="20"/>
+              </w:rPr>
               <w:t>Help/help/帮助</w:t>
             </w:r>
             <w:r>
@@ -1367,6 +1627,7 @@
       <w:pPr>
         <w:spacing w:after="0" w:line="240" w:lineRule="auto"/>
         <w:rPr>
+          <w:rFonts w:hint="eastAsia"/>
           <w:sz w:val="20"/>
           <w:szCs w:val="20"/>
         </w:rPr>
@@ -1384,6 +1645,7 @@
       <w:pPr>
         <w:spacing w:after="0" w:line="240" w:lineRule="auto"/>
         <w:rPr>
+          <w:rFonts w:hint="eastAsia"/>
           <w:sz w:val="20"/>
           <w:szCs w:val="20"/>
         </w:rPr>
@@ -1484,17 +1746,7 @@
           <w:sz w:val="20"/>
           <w:szCs w:val="20"/>
         </w:rPr>
-        <w:t>参考</w:t>
-      </w:r>
-      <w:r>
-        <w:rPr>
-          <w:rFonts w:hint="eastAsia"/>
-          <w:b/>
-          <w:bCs/>
-          <w:sz w:val="20"/>
-          <w:szCs w:val="20"/>
-        </w:rPr>
-        <w:t>]</w:t>
+        <w:t>参考]</w:t>
       </w:r>
       <w:r>
         <w:rPr>

--- a/src/main/resources/static/help.docx
+++ b/src/main/resources/static/help.docx
@@ -781,6 +781,7 @@
       <w:pPr>
         <w:spacing w:after="0" w:line="240" w:lineRule="auto"/>
         <w:rPr>
+          <w:rFonts w:hint="eastAsia"/>
           <w:b/>
           <w:bCs/>
           <w:sz w:val="20"/>
@@ -825,6 +826,7 @@
           <w:p>
             <w:pPr>
               <w:rPr>
+                <w:rFonts w:hint="eastAsia"/>
                 <w:b/>
                 <w:bCs/>
                 <w:sz w:val="20"/>
@@ -912,6 +914,7 @@
           <w:p>
             <w:pPr>
               <w:rPr>
+                <w:rFonts w:hint="eastAsia"/>
                 <w:b/>
                 <w:bCs/>
                 <w:sz w:val="20"/>
@@ -1000,6 +1003,7 @@
           <w:p>
             <w:pPr>
               <w:rPr>
+                <w:rFonts w:hint="eastAsia"/>
                 <w:b/>
                 <w:bCs/>
                 <w:sz w:val="20"/>
@@ -1066,81 +1070,6 @@
           <w:szCs w:val="20"/>
         </w:rPr>
         <w:t xml:space="preserve"> 娱乐功能</w:t>
-      </w:r>
-    </w:p>
-    <w:tbl>
-      <w:tblPr>
-        <w:tblStyle w:val="ae"/>
-        <w:tblW w:w="0" w:type="auto"/>
-        <w:tblLook w:val="04A0" w:firstRow="1" w:lastRow="0" w:firstColumn="1" w:lastColumn="0" w:noHBand="0" w:noVBand="1"/>
-      </w:tblPr>
-      <w:tblGrid>
-        <w:gridCol w:w="8296"/>
-      </w:tblGrid>
-      <w:tr>
-        <w:tc>
-          <w:tcPr>
-            <w:tcW w:w="8296" w:type="dxa"/>
-          </w:tcPr>
-          <w:p>
-            <w:pPr>
-              <w:rPr>
-                <w:rFonts w:hint="eastAsia"/>
-                <w:sz w:val="20"/>
-                <w:szCs w:val="20"/>
-              </w:rPr>
-            </w:pPr>
-            <w:r>
-              <w:rPr>
-                <w:rFonts w:hint="eastAsia"/>
-                <w:b/>
-                <w:bCs/>
-                <w:sz w:val="20"/>
-                <w:szCs w:val="20"/>
-              </w:rPr>
-              <w:t>Wife</w:t>
-            </w:r>
-            <w:r>
-              <w:rPr>
-                <w:rFonts w:hint="eastAsia"/>
-                <w:sz w:val="20"/>
-                <w:szCs w:val="20"/>
-              </w:rPr>
-              <w:t xml:space="preserve">  今日老婆(群友/二次元)</w:t>
-            </w:r>
-          </w:p>
-        </w:tc>
-      </w:tr>
-    </w:tbl>
-    <w:p>
-      <w:pPr>
-        <w:spacing w:after="0" w:line="240" w:lineRule="auto"/>
-        <w:rPr>
-          <w:rFonts w:hint="eastAsia"/>
-          <w:b/>
-          <w:bCs/>
-          <w:sz w:val="20"/>
-          <w:szCs w:val="20"/>
-        </w:rPr>
-      </w:pPr>
-      <w:r>
-        <w:rPr>
-          <w:rFonts w:ascii="Cambria Math" w:hAnsi="Cambria Math" w:cs="Cambria Math"/>
-          <w:b/>
-          <w:bCs/>
-          <w:sz w:val="20"/>
-          <w:szCs w:val="20"/>
-        </w:rPr>
-        <w:t>◉</w:t>
-      </w:r>
-      <w:r>
-        <w:rPr>
-          <w:b/>
-          <w:bCs/>
-          <w:sz w:val="20"/>
-          <w:szCs w:val="20"/>
-        </w:rPr>
-        <w:t xml:space="preserve"> 管理功能</w:t>
       </w:r>
     </w:p>
     <w:tbl>
@@ -1166,25 +1095,23 @@
                 <w:szCs w:val="20"/>
               </w:rPr>
             </w:pPr>
-            <w:proofErr w:type="spellStart"/>
-            <w:r>
-              <w:rPr>
-                <w:rFonts w:hint="eastAsia"/>
-                <w:b/>
-                <w:bCs/>
-                <w:sz w:val="20"/>
-                <w:szCs w:val="20"/>
-              </w:rPr>
-              <w:t>UserBan</w:t>
-            </w:r>
-            <w:proofErr w:type="spellEnd"/>
-            <w:r>
-              <w:rPr>
-                <w:rFonts w:hint="eastAsia"/>
-                <w:sz w:val="20"/>
-                <w:szCs w:val="20"/>
-              </w:rPr>
-              <w:t xml:space="preserve">  禁言群内用户</w:t>
+            <w:r>
+              <w:rPr>
+                <w:rFonts w:hint="eastAsia"/>
+                <w:b/>
+                <w:bCs/>
+                <w:sz w:val="20"/>
+                <w:szCs w:val="20"/>
+              </w:rPr>
+              <w:t>Wife</w:t>
+            </w:r>
+            <w:r>
+              <w:rPr>
+                <w:rFonts w:hint="eastAsia"/>
+                <w:sz w:val="20"/>
+                <w:szCs w:val="20"/>
+              </w:rPr>
+              <w:t xml:space="preserve">  今日老婆(群友/二次元)</w:t>
             </w:r>
           </w:p>
         </w:tc>
@@ -1200,6 +1127,42 @@
                 <w:szCs w:val="20"/>
               </w:rPr>
             </w:pPr>
+            <w:r>
+              <w:rPr>
+                <w:rFonts w:hint="eastAsia"/>
+                <w:b/>
+                <w:bCs/>
+                <w:sz w:val="20"/>
+                <w:szCs w:val="20"/>
+              </w:rPr>
+              <w:t>Draw</w:t>
+            </w:r>
+            <w:r>
+              <w:rPr>
+                <w:rFonts w:hint="eastAsia"/>
+                <w:sz w:val="20"/>
+                <w:szCs w:val="20"/>
+              </w:rPr>
+              <w:t xml:space="preserve">  抽奖并存入库存</w:t>
+            </w:r>
+          </w:p>
+        </w:tc>
+      </w:tr>
+      <w:tr>
+        <w:tc>
+          <w:tcPr>
+            <w:tcW w:w="4148" w:type="dxa"/>
+          </w:tcPr>
+          <w:p>
+            <w:pPr>
+              <w:rPr>
+                <w:rFonts w:hint="eastAsia"/>
+                <w:b/>
+                <w:bCs/>
+                <w:sz w:val="20"/>
+                <w:szCs w:val="20"/>
+              </w:rPr>
+            </w:pPr>
             <w:proofErr w:type="spellStart"/>
             <w:r>
               <w:rPr>
@@ -1209,6 +1172,174 @@
                 <w:sz w:val="20"/>
                 <w:szCs w:val="20"/>
               </w:rPr>
+              <w:t>ShowInventory</w:t>
+            </w:r>
+            <w:proofErr w:type="spellEnd"/>
+            <w:r>
+              <w:rPr>
+                <w:rFonts w:hint="eastAsia"/>
+                <w:b/>
+                <w:bCs/>
+                <w:sz w:val="20"/>
+                <w:szCs w:val="20"/>
+              </w:rPr>
+              <w:t xml:space="preserve"> </w:t>
+            </w:r>
+            <w:r>
+              <w:rPr>
+                <w:rFonts w:hint="eastAsia"/>
+                <w:sz w:val="20"/>
+                <w:szCs w:val="20"/>
+              </w:rPr>
+              <w:t xml:space="preserve"> 展示库存</w:t>
+            </w:r>
+          </w:p>
+        </w:tc>
+        <w:tc>
+          <w:tcPr>
+            <w:tcW w:w="4148" w:type="dxa"/>
+          </w:tcPr>
+          <w:p>
+            <w:pPr>
+              <w:rPr>
+                <w:rFonts w:hint="eastAsia"/>
+                <w:b/>
+                <w:bCs/>
+                <w:sz w:val="20"/>
+                <w:szCs w:val="20"/>
+              </w:rPr>
+            </w:pPr>
+            <w:proofErr w:type="spellStart"/>
+            <w:r>
+              <w:rPr>
+                <w:rFonts w:hint="eastAsia"/>
+                <w:b/>
+                <w:bCs/>
+                <w:sz w:val="20"/>
+                <w:szCs w:val="20"/>
+              </w:rPr>
+              <w:t>UseInventory</w:t>
+            </w:r>
+            <w:proofErr w:type="spellEnd"/>
+            <w:r>
+              <w:rPr>
+                <w:rFonts w:hint="eastAsia"/>
+                <w:b/>
+                <w:bCs/>
+                <w:sz w:val="20"/>
+                <w:szCs w:val="20"/>
+              </w:rPr>
+              <w:t xml:space="preserve"> </w:t>
+            </w:r>
+            <w:r>
+              <w:rPr>
+                <w:rFonts w:hint="eastAsia"/>
+                <w:sz w:val="20"/>
+                <w:szCs w:val="20"/>
+              </w:rPr>
+              <w:t xml:space="preserve"> 使用库存物品</w:t>
+            </w:r>
+          </w:p>
+        </w:tc>
+      </w:tr>
+    </w:tbl>
+    <w:p>
+      <w:pPr>
+        <w:spacing w:after="0" w:line="240" w:lineRule="auto"/>
+        <w:rPr>
+          <w:rFonts w:hint="eastAsia"/>
+          <w:b/>
+          <w:bCs/>
+          <w:sz w:val="20"/>
+          <w:szCs w:val="20"/>
+        </w:rPr>
+      </w:pPr>
+      <w:r>
+        <w:rPr>
+          <w:rFonts w:ascii="Cambria Math" w:hAnsi="Cambria Math" w:cs="Cambria Math"/>
+          <w:b/>
+          <w:bCs/>
+          <w:sz w:val="20"/>
+          <w:szCs w:val="20"/>
+        </w:rPr>
+        <w:t>◉</w:t>
+      </w:r>
+      <w:r>
+        <w:rPr>
+          <w:b/>
+          <w:bCs/>
+          <w:sz w:val="20"/>
+          <w:szCs w:val="20"/>
+        </w:rPr>
+        <w:t xml:space="preserve"> 管理功能</w:t>
+      </w:r>
+    </w:p>
+    <w:tbl>
+      <w:tblPr>
+        <w:tblStyle w:val="ae"/>
+        <w:tblW w:w="0" w:type="auto"/>
+        <w:tblLook w:val="04A0" w:firstRow="1" w:lastRow="0" w:firstColumn="1" w:lastColumn="0" w:noHBand="0" w:noVBand="1"/>
+      </w:tblPr>
+      <w:tblGrid>
+        <w:gridCol w:w="4148"/>
+        <w:gridCol w:w="4148"/>
+      </w:tblGrid>
+      <w:tr>
+        <w:tc>
+          <w:tcPr>
+            <w:tcW w:w="4148" w:type="dxa"/>
+          </w:tcPr>
+          <w:p>
+            <w:pPr>
+              <w:rPr>
+                <w:rFonts w:hint="eastAsia"/>
+                <w:sz w:val="20"/>
+                <w:szCs w:val="20"/>
+              </w:rPr>
+            </w:pPr>
+            <w:proofErr w:type="spellStart"/>
+            <w:r>
+              <w:rPr>
+                <w:rFonts w:hint="eastAsia"/>
+                <w:b/>
+                <w:bCs/>
+                <w:sz w:val="20"/>
+                <w:szCs w:val="20"/>
+              </w:rPr>
+              <w:t>UserBan</w:t>
+            </w:r>
+            <w:proofErr w:type="spellEnd"/>
+            <w:r>
+              <w:rPr>
+                <w:rFonts w:hint="eastAsia"/>
+                <w:sz w:val="20"/>
+                <w:szCs w:val="20"/>
+              </w:rPr>
+              <w:t xml:space="preserve">  禁言群内用户</w:t>
+            </w:r>
+          </w:p>
+        </w:tc>
+        <w:tc>
+          <w:tcPr>
+            <w:tcW w:w="4148" w:type="dxa"/>
+          </w:tcPr>
+          <w:p>
+            <w:pPr>
+              <w:rPr>
+                <w:rFonts w:hint="eastAsia"/>
+                <w:sz w:val="20"/>
+                <w:szCs w:val="20"/>
+              </w:rPr>
+            </w:pPr>
+            <w:proofErr w:type="spellStart"/>
+            <w:r>
+              <w:rPr>
+                <w:rFonts w:hint="eastAsia"/>
+                <w:b/>
+                <w:bCs/>
+                <w:sz w:val="20"/>
+                <w:szCs w:val="20"/>
+              </w:rPr>
               <w:t>AccessSet</w:t>
             </w:r>
             <w:proofErr w:type="spellEnd"/>
@@ -1218,18 +1349,8 @@
                 <w:sz w:val="20"/>
                 <w:szCs w:val="20"/>
               </w:rPr>
-              <w:t xml:space="preserve">  设置用</w:t>
-            </w:r>
-            <w:proofErr w:type="gramStart"/>
-            <w:r>
-              <w:rPr>
-                <w:rFonts w:hint="eastAsia"/>
-                <w:sz w:val="20"/>
-                <w:szCs w:val="20"/>
-              </w:rPr>
-              <w:t>户限权</w:t>
-            </w:r>
-            <w:proofErr w:type="gramEnd"/>
+              <w:t xml:space="preserve">  设置用户限权</w:t>
+            </w:r>
           </w:p>
         </w:tc>
       </w:tr>
@@ -1502,7 +1623,23 @@
           <w:sz w:val="20"/>
           <w:szCs w:val="20"/>
         </w:rPr>
-        <w:t>1. 图片保存路径为{配置路径}/collect 图片自动收集路径为{配置路径}/monitor</w:t>
+        <w:t>1. 图片保存路径为{配置路径}/collect</w:t>
+      </w:r>
+      <w:r>
+        <w:rPr>
+          <w:rFonts w:hint="eastAsia"/>
+          <w:sz w:val="20"/>
+          <w:szCs w:val="20"/>
+        </w:rPr>
+        <w:t xml:space="preserve"> </w:t>
+      </w:r>
+      <w:r>
+        <w:rPr>
+          <w:rFonts w:hint="eastAsia"/>
+          <w:sz w:val="20"/>
+          <w:szCs w:val="20"/>
+        </w:rPr>
+        <w:t xml:space="preserve"> 图片自动收集路径为{配置路径}/monitor</w:t>
       </w:r>
     </w:p>
     <w:p>
@@ -2435,6 +2572,7 @@
   <w:style w:type="character" w:default="1" w:styleId="a0">
     <w:name w:val="Default Paragraph Font"/>
     <w:uiPriority w:val="1"/>
+    <w:semiHidden/>
     <w:unhideWhenUsed/>
   </w:style>
   <w:style w:type="table" w:default="1" w:styleId="a1">

--- a/src/main/resources/static/help.docx
+++ b/src/main/resources/static/help.docx
@@ -1349,8 +1349,18 @@
                 <w:sz w:val="20"/>
                 <w:szCs w:val="20"/>
               </w:rPr>
-              <w:t xml:space="preserve">  设置用户限权</w:t>
-            </w:r>
+              <w:t xml:space="preserve">  设置用</w:t>
+            </w:r>
+            <w:proofErr w:type="gramStart"/>
+            <w:r>
+              <w:rPr>
+                <w:rFonts w:hint="eastAsia"/>
+                <w:sz w:val="20"/>
+                <w:szCs w:val="20"/>
+              </w:rPr>
+              <w:t>户限权</w:t>
+            </w:r>
+            <w:proofErr w:type="gramEnd"/>
           </w:p>
         </w:tc>
       </w:tr>

--- a/src/main/resources/static/help.docx
+++ b/src/main/resources/static/help.docx
@@ -1036,6 +1036,148 @@
                 <w:szCs w:val="20"/>
               </w:rPr>
               <w:t>发送随机保存视频</w:t>
+            </w:r>
+          </w:p>
+        </w:tc>
+      </w:tr>
+    </w:tbl>
+    <w:p>
+      <w:pPr>
+        <w:spacing w:after="0" w:line="240" w:lineRule="auto"/>
+        <w:rPr>
+          <w:rFonts w:hint="eastAsia"/>
+          <w:b/>
+          <w:bCs/>
+          <w:sz w:val="20"/>
+          <w:szCs w:val="20"/>
+        </w:rPr>
+      </w:pPr>
+      <w:r>
+        <w:rPr>
+          <w:rFonts w:ascii="Cambria Math" w:hAnsi="Cambria Math" w:cs="Cambria Math"/>
+          <w:b/>
+          <w:bCs/>
+          <w:sz w:val="20"/>
+          <w:szCs w:val="20"/>
+        </w:rPr>
+        <w:t>◉</w:t>
+      </w:r>
+      <w:r>
+        <w:rPr>
+          <w:b/>
+          <w:bCs/>
+          <w:sz w:val="20"/>
+          <w:szCs w:val="20"/>
+        </w:rPr>
+        <w:t xml:space="preserve"> </w:t>
+      </w:r>
+      <w:r>
+        <w:rPr>
+          <w:rFonts w:hint="eastAsia"/>
+          <w:b/>
+          <w:bCs/>
+          <w:sz w:val="20"/>
+          <w:szCs w:val="20"/>
+        </w:rPr>
+        <w:t>音频</w:t>
+      </w:r>
+      <w:r>
+        <w:rPr>
+          <w:b/>
+          <w:bCs/>
+          <w:sz w:val="20"/>
+          <w:szCs w:val="20"/>
+        </w:rPr>
+        <w:t>功能</w:t>
+      </w:r>
+    </w:p>
+    <w:tbl>
+      <w:tblPr>
+        <w:tblStyle w:val="ae"/>
+        <w:tblW w:w="0" w:type="auto"/>
+        <w:tblLook w:val="04A0" w:firstRow="1" w:lastRow="0" w:firstColumn="1" w:lastColumn="0" w:noHBand="0" w:noVBand="1"/>
+      </w:tblPr>
+      <w:tblGrid>
+        <w:gridCol w:w="8296"/>
+      </w:tblGrid>
+      <w:tr>
+        <w:tc>
+          <w:tcPr>
+            <w:tcW w:w="8296" w:type="dxa"/>
+          </w:tcPr>
+          <w:p>
+            <w:pPr>
+              <w:rPr>
+                <w:rFonts w:ascii="Cambria Math" w:hAnsi="Cambria Math" w:cs="Cambria Math"/>
+                <w:b/>
+                <w:bCs/>
+                <w:sz w:val="20"/>
+                <w:szCs w:val="20"/>
+              </w:rPr>
+            </w:pPr>
+            <w:proofErr w:type="spellStart"/>
+            <w:r>
+              <w:rPr>
+                <w:b/>
+                <w:bCs/>
+                <w:sz w:val="20"/>
+                <w:szCs w:val="20"/>
+              </w:rPr>
+              <w:t>Random</w:t>
+            </w:r>
+            <w:r>
+              <w:rPr>
+                <w:rFonts w:hint="eastAsia"/>
+                <w:b/>
+                <w:bCs/>
+                <w:sz w:val="20"/>
+                <w:szCs w:val="20"/>
+              </w:rPr>
+              <w:t>Audio</w:t>
+            </w:r>
+            <w:proofErr w:type="spellEnd"/>
+            <w:r>
+              <w:rPr>
+                <w:b/>
+                <w:bCs/>
+                <w:sz w:val="20"/>
+                <w:szCs w:val="20"/>
+              </w:rPr>
+              <w:t xml:space="preserve"> 或 </w:t>
+            </w:r>
+            <w:r>
+              <w:rPr>
+                <w:rFonts w:hint="eastAsia"/>
+                <w:b/>
+                <w:bCs/>
+                <w:sz w:val="20"/>
+                <w:szCs w:val="20"/>
+              </w:rPr>
+              <w:t>audio</w:t>
+            </w:r>
+            <w:r>
+              <w:rPr>
+                <w:b/>
+                <w:bCs/>
+                <w:sz w:val="20"/>
+                <w:szCs w:val="20"/>
+              </w:rPr>
+              <w:t xml:space="preserve">  </w:t>
+            </w:r>
+            <w:r>
+              <w:rPr>
+                <w:sz w:val="20"/>
+                <w:szCs w:val="20"/>
+              </w:rPr>
+              <w:t>发送随机</w:t>
+            </w:r>
+            <w:r>
+              <w:rPr>
+                <w:rFonts w:hint="eastAsia"/>
+                <w:sz w:val="20"/>
+                <w:szCs w:val="20"/>
+              </w:rPr>
+              <w:t>音频</w:t>
             </w:r>
           </w:p>
         </w:tc>
@@ -2375,6 +2517,7 @@
   <w:style w:type="paragraph" w:default="1" w:styleId="a">
     <w:name w:val="Normal"/>
     <w:qFormat/>
+    <w:rsid w:val="00B467A0"/>
     <w:pPr>
       <w:widowControl w:val="0"/>
     </w:pPr>

--- a/src/main/resources/static/help.docx
+++ b/src/main/resources/static/help.docx
@@ -1408,12 +1408,34 @@
       </w:r>
       <w:r>
         <w:rPr>
-          <w:b/>
-          <w:bCs/>
-          <w:sz w:val="20"/>
-          <w:szCs w:val="20"/>
-        </w:rPr>
-        <w:t xml:space="preserve"> 管理功能</w:t>
+          <w:rFonts w:ascii="Cambria Math" w:hAnsi="Cambria Math" w:cs="Cambria Math" w:hint="eastAsia"/>
+          <w:b/>
+          <w:bCs/>
+          <w:sz w:val="20"/>
+          <w:szCs w:val="20"/>
+        </w:rPr>
+        <w:t xml:space="preserve"> </w:t>
+      </w:r>
+      <w:proofErr w:type="gramStart"/>
+      <w:r>
+        <w:rPr>
+          <w:rFonts w:ascii="Cambria Math" w:hAnsi="Cambria Math" w:cs="Cambria Math" w:hint="eastAsia"/>
+          <w:b/>
+          <w:bCs/>
+          <w:sz w:val="20"/>
+          <w:szCs w:val="20"/>
+        </w:rPr>
+        <w:t>跨群游戏</w:t>
+      </w:r>
+      <w:proofErr w:type="gramEnd"/>
+      <w:r>
+        <w:rPr>
+          <w:b/>
+          <w:bCs/>
+          <w:sz w:val="20"/>
+          <w:szCs w:val="20"/>
+        </w:rPr>
+        <w:t>功能</w:t>
       </w:r>
     </w:p>
     <w:tbl>
@@ -1439,6 +1461,226 @@
                 <w:szCs w:val="20"/>
               </w:rPr>
             </w:pPr>
+            <w:r>
+              <w:rPr>
+                <w:rFonts w:hint="eastAsia"/>
+                <w:b/>
+                <w:bCs/>
+                <w:sz w:val="20"/>
+                <w:szCs w:val="20"/>
+              </w:rPr>
+              <w:t>Match</w:t>
+            </w:r>
+            <w:r>
+              <w:rPr>
+                <w:rFonts w:hint="eastAsia"/>
+                <w:sz w:val="20"/>
+                <w:szCs w:val="20"/>
+              </w:rPr>
+              <w:t xml:space="preserve">  </w:t>
+            </w:r>
+            <w:r>
+              <w:rPr>
+                <w:rFonts w:hint="eastAsia"/>
+                <w:sz w:val="20"/>
+                <w:szCs w:val="20"/>
+              </w:rPr>
+              <w:t>加入指定游戏匹配</w:t>
+            </w:r>
+          </w:p>
+        </w:tc>
+        <w:tc>
+          <w:tcPr>
+            <w:tcW w:w="4148" w:type="dxa"/>
+          </w:tcPr>
+          <w:p>
+            <w:pPr>
+              <w:rPr>
+                <w:rFonts w:hint="eastAsia"/>
+                <w:sz w:val="20"/>
+                <w:szCs w:val="20"/>
+              </w:rPr>
+            </w:pPr>
+            <w:proofErr w:type="spellStart"/>
+            <w:r>
+              <w:rPr>
+                <w:rFonts w:hint="eastAsia"/>
+                <w:b/>
+                <w:bCs/>
+                <w:sz w:val="20"/>
+                <w:szCs w:val="20"/>
+              </w:rPr>
+              <w:t>DisMatch</w:t>
+            </w:r>
+            <w:proofErr w:type="spellEnd"/>
+            <w:r>
+              <w:rPr>
+                <w:rFonts w:hint="eastAsia"/>
+                <w:sz w:val="20"/>
+                <w:szCs w:val="20"/>
+              </w:rPr>
+              <w:t xml:space="preserve">  </w:t>
+            </w:r>
+            <w:r>
+              <w:rPr>
+                <w:rFonts w:hint="eastAsia"/>
+                <w:sz w:val="20"/>
+                <w:szCs w:val="20"/>
+              </w:rPr>
+              <w:t>取消正在匹配游戏</w:t>
+            </w:r>
+          </w:p>
+        </w:tc>
+      </w:tr>
+      <w:tr>
+        <w:tc>
+          <w:tcPr>
+            <w:tcW w:w="4148" w:type="dxa"/>
+          </w:tcPr>
+          <w:p>
+            <w:pPr>
+              <w:rPr>
+                <w:rFonts w:hint="eastAsia"/>
+                <w:b/>
+                <w:bCs/>
+                <w:sz w:val="20"/>
+                <w:szCs w:val="20"/>
+              </w:rPr>
+            </w:pPr>
+            <w:proofErr w:type="spellStart"/>
+            <w:r>
+              <w:rPr>
+                <w:rFonts w:hint="eastAsia"/>
+                <w:b/>
+                <w:bCs/>
+                <w:sz w:val="20"/>
+                <w:szCs w:val="20"/>
+              </w:rPr>
+              <w:t>TicTacToe</w:t>
+            </w:r>
+            <w:proofErr w:type="spellEnd"/>
+            <w:r>
+              <w:rPr>
+                <w:rFonts w:hint="eastAsia"/>
+                <w:b/>
+                <w:bCs/>
+                <w:sz w:val="20"/>
+                <w:szCs w:val="20"/>
+              </w:rPr>
+              <w:t xml:space="preserve"> </w:t>
+            </w:r>
+            <w:r>
+              <w:rPr>
+                <w:rFonts w:hint="eastAsia"/>
+                <w:sz w:val="20"/>
+                <w:szCs w:val="20"/>
+              </w:rPr>
+              <w:t>井字棋</w:t>
+            </w:r>
+          </w:p>
+        </w:tc>
+        <w:tc>
+          <w:tcPr>
+            <w:tcW w:w="4148" w:type="dxa"/>
+          </w:tcPr>
+          <w:p>
+            <w:pPr>
+              <w:rPr>
+                <w:rFonts w:hint="eastAsia"/>
+                <w:b/>
+                <w:bCs/>
+                <w:sz w:val="20"/>
+                <w:szCs w:val="20"/>
+              </w:rPr>
+            </w:pPr>
+            <w:r>
+              <w:rPr>
+                <w:rFonts w:hint="eastAsia"/>
+                <w:b/>
+                <w:bCs/>
+                <w:sz w:val="20"/>
+                <w:szCs w:val="20"/>
+              </w:rPr>
+              <w:t>更多功能</w:t>
+            </w:r>
+            <w:r>
+              <w:rPr>
+                <w:rFonts w:hint="eastAsia"/>
+                <w:b/>
+                <w:bCs/>
+                <w:sz w:val="20"/>
+                <w:szCs w:val="20"/>
+              </w:rPr>
+              <w:t>开发中...</w:t>
+            </w:r>
+            <w:r>
+              <w:rPr>
+                <w:rFonts w:hint="eastAsia"/>
+                <w:b/>
+                <w:bCs/>
+                <w:sz w:val="20"/>
+                <w:szCs w:val="20"/>
+              </w:rPr>
+              <w:t>暂时没法取消匹配（</w:t>
+            </w:r>
+          </w:p>
+        </w:tc>
+      </w:tr>
+    </w:tbl>
+    <w:p>
+      <w:pPr>
+        <w:spacing w:after="0" w:line="240" w:lineRule="auto"/>
+        <w:rPr>
+          <w:rFonts w:hint="eastAsia"/>
+          <w:b/>
+          <w:bCs/>
+          <w:sz w:val="20"/>
+          <w:szCs w:val="20"/>
+        </w:rPr>
+      </w:pPr>
+      <w:r>
+        <w:rPr>
+          <w:rFonts w:ascii="Cambria Math" w:hAnsi="Cambria Math" w:cs="Cambria Math"/>
+          <w:b/>
+          <w:bCs/>
+          <w:sz w:val="20"/>
+          <w:szCs w:val="20"/>
+        </w:rPr>
+        <w:t>◉</w:t>
+      </w:r>
+      <w:r>
+        <w:rPr>
+          <w:b/>
+          <w:bCs/>
+          <w:sz w:val="20"/>
+          <w:szCs w:val="20"/>
+        </w:rPr>
+        <w:t xml:space="preserve"> 管理功能</w:t>
+      </w:r>
+    </w:p>
+    <w:tbl>
+      <w:tblPr>
+        <w:tblStyle w:val="ae"/>
+        <w:tblW w:w="0" w:type="auto"/>
+        <w:tblLook w:val="04A0" w:firstRow="1" w:lastRow="0" w:firstColumn="1" w:lastColumn="0" w:noHBand="0" w:noVBand="1"/>
+      </w:tblPr>
+      <w:tblGrid>
+        <w:gridCol w:w="4148"/>
+        <w:gridCol w:w="4148"/>
+      </w:tblGrid>
+      <w:tr>
+        <w:tc>
+          <w:tcPr>
+            <w:tcW w:w="4148" w:type="dxa"/>
+          </w:tcPr>
+          <w:p>
+            <w:pPr>
+              <w:rPr>
+                <w:rFonts w:hint="eastAsia"/>
+                <w:sz w:val="20"/>
+                <w:szCs w:val="20"/>
+              </w:rPr>
+            </w:pPr>
             <w:proofErr w:type="spellStart"/>
             <w:r>
               <w:rPr>
@@ -1772,10 +2014,22 @@
       <w:r>
         <w:rPr>
           <w:rFonts w:hint="eastAsia"/>
-          <w:sz w:val="20"/>
-          <w:szCs w:val="20"/>
-        </w:rPr>
-        <w:t>1. 图片保存路径为{配置路径}/collect</w:t>
+          <w:b/>
+          <w:bCs/>
+          <w:sz w:val="20"/>
+          <w:szCs w:val="20"/>
+        </w:rPr>
+        <w:t>1</w:t>
+      </w:r>
+      <w:r>
+        <w:rPr>
+          <w:rFonts w:hint="eastAsia"/>
+          <w:b/>
+          <w:bCs/>
+          <w:sz w:val="20"/>
+          <w:szCs w:val="20"/>
+        </w:rPr>
+        <w:t>.</w:t>
       </w:r>
       <w:r>
         <w:rPr>
@@ -1791,7 +2045,17 @@
           <w:sz w:val="20"/>
           <w:szCs w:val="20"/>
         </w:rPr>
-        <w:t xml:space="preserve"> 图片自动收集路径为{配置路径}/monitor</w:t>
+        <w:t xml:space="preserve">当前指令前缀为 </w:t>
+      </w:r>
+      <w:r>
+        <w:rPr>
+          <w:rFonts w:hint="eastAsia"/>
+          <w:b/>
+          <w:bCs/>
+          <w:sz w:val="20"/>
+          <w:szCs w:val="20"/>
+        </w:rPr>
+        <w:t>/</w:t>
       </w:r>
     </w:p>
     <w:p>
@@ -1806,46 +2070,70 @@
       <w:r>
         <w:rPr>
           <w:rFonts w:hint="eastAsia"/>
-          <w:sz w:val="20"/>
-          <w:szCs w:val="20"/>
-        </w:rPr>
-        <w:t>2. 选老婆功能的二次元可选人物来源可通过</w:t>
-      </w:r>
-      <w:proofErr w:type="spellStart"/>
-      <w:r>
-        <w:rPr>
-          <w:rFonts w:hint="eastAsia"/>
-          <w:sz w:val="20"/>
-          <w:szCs w:val="20"/>
-        </w:rPr>
-        <w:t>ImageFolderStructure</w:t>
-      </w:r>
-      <w:proofErr w:type="spellEnd"/>
-      <w:r>
-        <w:rPr>
-          <w:rFonts w:hint="eastAsia"/>
-          <w:sz w:val="20"/>
-          <w:szCs w:val="20"/>
-        </w:rPr>
-        <w:t>查看</w:t>
-      </w:r>
-      <w:proofErr w:type="spellStart"/>
-      <w:r>
-        <w:rPr>
-          <w:rFonts w:hint="eastAsia"/>
-          <w:sz w:val="20"/>
-          <w:szCs w:val="20"/>
-        </w:rPr>
-        <w:t>acg</w:t>
-      </w:r>
-      <w:proofErr w:type="spellEnd"/>
-      <w:r>
-        <w:rPr>
-          <w:rFonts w:hint="eastAsia"/>
-          <w:sz w:val="20"/>
-          <w:szCs w:val="20"/>
-        </w:rPr>
-        <w:t>下子目录名获得</w:t>
+          <w:b/>
+          <w:bCs/>
+          <w:sz w:val="20"/>
+          <w:szCs w:val="20"/>
+        </w:rPr>
+        <w:t>2</w:t>
+      </w:r>
+      <w:r>
+        <w:rPr>
+          <w:rFonts w:hint="eastAsia"/>
+          <w:b/>
+          <w:bCs/>
+          <w:sz w:val="20"/>
+          <w:szCs w:val="20"/>
+        </w:rPr>
+        <w:t>.</w:t>
+      </w:r>
+      <w:r>
+        <w:rPr>
+          <w:rFonts w:hint="eastAsia"/>
+          <w:sz w:val="20"/>
+          <w:szCs w:val="20"/>
+        </w:rPr>
+        <w:t xml:space="preserve"> 中文命令</w:t>
+      </w:r>
+      <w:r>
+        <w:rPr>
+          <w:rFonts w:hint="eastAsia"/>
+          <w:sz w:val="20"/>
+          <w:szCs w:val="20"/>
+        </w:rPr>
+        <w:t>和</w:t>
+      </w:r>
+      <w:r>
+        <w:rPr>
+          <w:rFonts w:hint="eastAsia"/>
+          <w:sz w:val="20"/>
+          <w:szCs w:val="20"/>
+        </w:rPr>
+        <w:t>参数说明等</w:t>
+      </w:r>
+      <w:r>
+        <w:rPr>
+          <w:rFonts w:hint="eastAsia"/>
+          <w:sz w:val="20"/>
+          <w:szCs w:val="20"/>
+        </w:rPr>
+        <w:t xml:space="preserve"> </w:t>
+      </w:r>
+      <w:r>
+        <w:rPr>
+          <w:rFonts w:hint="eastAsia"/>
+          <w:sz w:val="20"/>
+          <w:szCs w:val="20"/>
+        </w:rPr>
+        <w:t>可</w:t>
+      </w:r>
+      <w:r>
+        <w:rPr>
+          <w:rFonts w:hint="eastAsia"/>
+          <w:sz w:val="20"/>
+          <w:szCs w:val="20"/>
+        </w:rPr>
+        <w:t>在对应指令详情中获得</w:t>
       </w:r>
     </w:p>
     <w:p>
@@ -1860,10 +2148,189 @@
       <w:r>
         <w:rPr>
           <w:rFonts w:hint="eastAsia"/>
-          <w:sz w:val="20"/>
-          <w:szCs w:val="20"/>
-        </w:rPr>
-        <w:t>3. 使用AI Monitor模式及Recall Detect功能 需通过</w:t>
+          <w:b/>
+          <w:bCs/>
+          <w:sz w:val="20"/>
+          <w:szCs w:val="20"/>
+        </w:rPr>
+        <w:t>3</w:t>
+      </w:r>
+      <w:r>
+        <w:rPr>
+          <w:rFonts w:hint="eastAsia"/>
+          <w:b/>
+          <w:bCs/>
+          <w:sz w:val="20"/>
+          <w:szCs w:val="20"/>
+        </w:rPr>
+        <w:t>.</w:t>
+      </w:r>
+      <w:r>
+        <w:rPr>
+          <w:rFonts w:hint="eastAsia"/>
+          <w:sz w:val="20"/>
+          <w:szCs w:val="20"/>
+        </w:rPr>
+        <w:t xml:space="preserve"> 图片保存路径为</w:t>
+      </w:r>
+      <w:r>
+        <w:rPr>
+          <w:rFonts w:hint="eastAsia"/>
+          <w:sz w:val="20"/>
+          <w:szCs w:val="20"/>
+        </w:rPr>
+        <w:t xml:space="preserve"> </w:t>
+      </w:r>
+      <w:r>
+        <w:rPr>
+          <w:rFonts w:hint="eastAsia"/>
+          <w:sz w:val="20"/>
+          <w:szCs w:val="20"/>
+        </w:rPr>
+        <w:t>{配置路径}/collect</w:t>
+      </w:r>
+      <w:r>
+        <w:rPr>
+          <w:rFonts w:hint="eastAsia"/>
+          <w:sz w:val="20"/>
+          <w:szCs w:val="20"/>
+        </w:rPr>
+        <w:t xml:space="preserve"> </w:t>
+      </w:r>
+      <w:r>
+        <w:rPr>
+          <w:rFonts w:hint="eastAsia"/>
+          <w:sz w:val="20"/>
+          <w:szCs w:val="20"/>
+        </w:rPr>
+        <w:t xml:space="preserve"> 图片自动收集路径为</w:t>
+      </w:r>
+      <w:r>
+        <w:rPr>
+          <w:rFonts w:hint="eastAsia"/>
+          <w:sz w:val="20"/>
+          <w:szCs w:val="20"/>
+        </w:rPr>
+        <w:t xml:space="preserve"> </w:t>
+      </w:r>
+      <w:r>
+        <w:rPr>
+          <w:rFonts w:hint="eastAsia"/>
+          <w:sz w:val="20"/>
+          <w:szCs w:val="20"/>
+        </w:rPr>
+        <w:t>{配置路径}/monitor</w:t>
+      </w:r>
+    </w:p>
+    <w:p>
+      <w:pPr>
+        <w:spacing w:after="0" w:line="240" w:lineRule="auto"/>
+        <w:rPr>
+          <w:rFonts w:hint="eastAsia"/>
+          <w:sz w:val="20"/>
+          <w:szCs w:val="20"/>
+        </w:rPr>
+      </w:pPr>
+      <w:r>
+        <w:rPr>
+          <w:rFonts w:hint="eastAsia"/>
+          <w:b/>
+          <w:bCs/>
+          <w:sz w:val="20"/>
+          <w:szCs w:val="20"/>
+        </w:rPr>
+        <w:t>4</w:t>
+      </w:r>
+      <w:r>
+        <w:rPr>
+          <w:rFonts w:hint="eastAsia"/>
+          <w:b/>
+          <w:bCs/>
+          <w:sz w:val="20"/>
+          <w:szCs w:val="20"/>
+        </w:rPr>
+        <w:t>.</w:t>
+      </w:r>
+      <w:r>
+        <w:rPr>
+          <w:rFonts w:hint="eastAsia"/>
+          <w:sz w:val="20"/>
+          <w:szCs w:val="20"/>
+        </w:rPr>
+        <w:t xml:space="preserve"> 选老婆功能的二次元可选人物来源可通过</w:t>
+      </w:r>
+      <w:proofErr w:type="spellStart"/>
+      <w:r>
+        <w:rPr>
+          <w:rFonts w:hint="eastAsia"/>
+          <w:sz w:val="20"/>
+          <w:szCs w:val="20"/>
+        </w:rPr>
+        <w:t>ImageFolderStructure</w:t>
+      </w:r>
+      <w:proofErr w:type="spellEnd"/>
+      <w:r>
+        <w:rPr>
+          <w:rFonts w:hint="eastAsia"/>
+          <w:sz w:val="20"/>
+          <w:szCs w:val="20"/>
+        </w:rPr>
+        <w:t>查看</w:t>
+      </w:r>
+      <w:proofErr w:type="spellStart"/>
+      <w:r>
+        <w:rPr>
+          <w:rFonts w:hint="eastAsia"/>
+          <w:sz w:val="20"/>
+          <w:szCs w:val="20"/>
+        </w:rPr>
+        <w:t>acg</w:t>
+      </w:r>
+      <w:proofErr w:type="spellEnd"/>
+      <w:r>
+        <w:rPr>
+          <w:rFonts w:hint="eastAsia"/>
+          <w:sz w:val="20"/>
+          <w:szCs w:val="20"/>
+        </w:rPr>
+        <w:t>下子目录名获得</w:t>
+      </w:r>
+    </w:p>
+    <w:p>
+      <w:pPr>
+        <w:spacing w:after="0" w:line="240" w:lineRule="auto"/>
+        <w:rPr>
+          <w:sz w:val="20"/>
+          <w:szCs w:val="20"/>
+        </w:rPr>
+      </w:pPr>
+      <w:r>
+        <w:rPr>
+          <w:rFonts w:hint="eastAsia"/>
+          <w:b/>
+          <w:bCs/>
+          <w:sz w:val="20"/>
+          <w:szCs w:val="20"/>
+        </w:rPr>
+        <w:t>5</w:t>
+      </w:r>
+      <w:r>
+        <w:rPr>
+          <w:rFonts w:hint="eastAsia"/>
+          <w:b/>
+          <w:bCs/>
+          <w:sz w:val="20"/>
+          <w:szCs w:val="20"/>
+        </w:rPr>
+        <w:t>.</w:t>
+      </w:r>
+      <w:r>
+        <w:rPr>
+          <w:rFonts w:hint="eastAsia"/>
+          <w:sz w:val="20"/>
+          <w:szCs w:val="20"/>
+        </w:rPr>
+        <w:t xml:space="preserve"> 使用AI Monitor模式及Recall Detect功能 需通过</w:t>
       </w:r>
       <w:proofErr w:type="spellStart"/>
       <w:r>
@@ -1906,28 +2373,138 @@
       <w:r>
         <w:rPr>
           <w:rFonts w:hint="eastAsia"/>
-          <w:sz w:val="20"/>
-          <w:szCs w:val="20"/>
-        </w:rPr>
-        <w:t>4. 中文命令 在对应指令详情中获得</w:t>
-      </w:r>
-    </w:p>
-    <w:p>
-      <w:pPr>
-        <w:spacing w:after="0" w:line="240" w:lineRule="auto"/>
-        <w:rPr>
-          <w:rFonts w:hint="eastAsia"/>
-          <w:sz w:val="20"/>
-          <w:szCs w:val="20"/>
-        </w:rPr>
-      </w:pPr>
-      <w:r>
-        <w:rPr>
-          <w:rFonts w:hint="eastAsia"/>
-          <w:sz w:val="20"/>
-          <w:szCs w:val="20"/>
-        </w:rPr>
-        <w:t>5. 当前指令前缀为 /</w:t>
+          <w:b/>
+          <w:bCs/>
+          <w:sz w:val="20"/>
+          <w:szCs w:val="20"/>
+        </w:rPr>
+        <w:t>6.</w:t>
+      </w:r>
+      <w:r>
+        <w:rPr>
+          <w:rFonts w:hint="eastAsia"/>
+          <w:sz w:val="20"/>
+          <w:szCs w:val="20"/>
+        </w:rPr>
+        <w:t xml:space="preserve"> </w:t>
+      </w:r>
+      <w:proofErr w:type="gramStart"/>
+      <w:r>
+        <w:rPr>
+          <w:rFonts w:hint="eastAsia"/>
+          <w:sz w:val="20"/>
+          <w:szCs w:val="20"/>
+        </w:rPr>
+        <w:t>跨群游戏</w:t>
+      </w:r>
+      <w:proofErr w:type="gramEnd"/>
+      <w:r>
+        <w:rPr>
+          <w:rFonts w:hint="eastAsia"/>
+          <w:sz w:val="20"/>
+          <w:szCs w:val="20"/>
+        </w:rPr>
+        <w:t>匹配参数为</w:t>
+      </w:r>
+      <w:r>
+        <w:rPr>
+          <w:rFonts w:hint="eastAsia"/>
+          <w:b/>
+          <w:bCs/>
+          <w:sz w:val="20"/>
+          <w:szCs w:val="20"/>
+        </w:rPr>
+        <w:t>全小写</w:t>
+      </w:r>
+      <w:r>
+        <w:rPr>
+          <w:rFonts w:hint="eastAsia"/>
+          <w:b/>
+          <w:bCs/>
+          <w:sz w:val="20"/>
+          <w:szCs w:val="20"/>
+        </w:rPr>
+        <w:t>游戏类型</w:t>
+      </w:r>
+      <w:r>
+        <w:rPr>
+          <w:rFonts w:hint="eastAsia"/>
+          <w:sz w:val="20"/>
+          <w:szCs w:val="20"/>
+        </w:rPr>
+        <w:t xml:space="preserve"> (匹配超时</w:t>
+      </w:r>
+      <w:r>
+        <w:rPr>
+          <w:rFonts w:hint="eastAsia"/>
+          <w:sz w:val="20"/>
+          <w:szCs w:val="20"/>
+        </w:rPr>
+        <w:t xml:space="preserve"> - </w:t>
+      </w:r>
+      <w:r>
+        <w:rPr>
+          <w:rFonts w:hint="eastAsia"/>
+          <w:b/>
+          <w:bCs/>
+          <w:sz w:val="20"/>
+          <w:szCs w:val="20"/>
+        </w:rPr>
+        <w:t>60秒</w:t>
+      </w:r>
+      <w:r>
+        <w:rPr>
+          <w:rFonts w:hint="eastAsia"/>
+          <w:b/>
+          <w:bCs/>
+          <w:sz w:val="20"/>
+          <w:szCs w:val="20"/>
+        </w:rPr>
+        <w:t>后</w:t>
+      </w:r>
+      <w:r>
+        <w:rPr>
+          <w:rFonts w:hint="eastAsia"/>
+          <w:sz w:val="20"/>
+          <w:szCs w:val="20"/>
+        </w:rPr>
+        <w:t xml:space="preserve"> 对局</w:t>
+      </w:r>
+      <w:r>
+        <w:rPr>
+          <w:rFonts w:hint="eastAsia"/>
+          <w:sz w:val="20"/>
+          <w:szCs w:val="20"/>
+        </w:rPr>
+        <w:t xml:space="preserve">无动作超时 - </w:t>
+      </w:r>
+      <w:r>
+        <w:rPr>
+          <w:rFonts w:hint="eastAsia"/>
+          <w:b/>
+          <w:bCs/>
+          <w:sz w:val="20"/>
+          <w:szCs w:val="20"/>
+        </w:rPr>
+        <w:t>120秒</w:t>
+      </w:r>
+      <w:r>
+        <w:rPr>
+          <w:rFonts w:hint="eastAsia"/>
+          <w:b/>
+          <w:bCs/>
+          <w:sz w:val="20"/>
+          <w:szCs w:val="20"/>
+        </w:rPr>
+        <w:t>后</w:t>
+      </w:r>
+      <w:r>
+        <w:rPr>
+          <w:rFonts w:hint="eastAsia"/>
+          <w:sz w:val="20"/>
+          <w:szCs w:val="20"/>
+        </w:rPr>
+        <w:t>)</w:t>
       </w:r>
     </w:p>
     <w:p>

--- a/src/main/resources/static/help.docx
+++ b/src/main/resources/static/help.docx
@@ -1519,15 +1519,7 @@
                 <w:sz w:val="20"/>
                 <w:szCs w:val="20"/>
               </w:rPr>
-              <w:t xml:space="preserve">  </w:t>
-            </w:r>
-            <w:r>
-              <w:rPr>
-                <w:rFonts w:hint="eastAsia"/>
-                <w:sz w:val="20"/>
-                <w:szCs w:val="20"/>
-              </w:rPr>
-              <w:t>取消正在匹配游戏</w:t>
+              <w:t xml:space="preserve">  取消匹配</w:t>
             </w:r>
           </w:p>
         </w:tc>
@@ -1556,7 +1548,7 @@
                 <w:sz w:val="20"/>
                 <w:szCs w:val="20"/>
               </w:rPr>
-              <w:t>TicTacToe</w:t>
+              <w:t>FinishMatch</w:t>
             </w:r>
             <w:proofErr w:type="spellEnd"/>
             <w:r>
@@ -1567,15 +1559,15 @@
                 <w:sz w:val="20"/>
                 <w:szCs w:val="20"/>
               </w:rPr>
-              <w:t xml:space="preserve"> </w:t>
-            </w:r>
-            <w:r>
-              <w:rPr>
-                <w:rFonts w:hint="eastAsia"/>
-                <w:sz w:val="20"/>
-                <w:szCs w:val="20"/>
-              </w:rPr>
-              <w:t>井字棋</w:t>
+              <w:t xml:space="preserve">  </w:t>
+            </w:r>
+            <w:r>
+              <w:rPr>
+                <w:rFonts w:hint="eastAsia"/>
+                <w:sz w:val="20"/>
+                <w:szCs w:val="20"/>
+              </w:rPr>
+              <w:t>强制终止对局</w:t>
             </w:r>
           </w:p>
         </w:tc>
@@ -1593,35 +1585,65 @@
                 <w:szCs w:val="20"/>
               </w:rPr>
             </w:pPr>
-            <w:r>
-              <w:rPr>
-                <w:rFonts w:hint="eastAsia"/>
-                <w:b/>
-                <w:bCs/>
-                <w:sz w:val="20"/>
-                <w:szCs w:val="20"/>
-              </w:rPr>
-              <w:t>更多功能</w:t>
-            </w:r>
-            <w:r>
-              <w:rPr>
-                <w:rFonts w:hint="eastAsia"/>
-                <w:b/>
-                <w:bCs/>
-                <w:sz w:val="20"/>
-                <w:szCs w:val="20"/>
-              </w:rPr>
-              <w:t>开发中...</w:t>
-            </w:r>
-            <w:r>
-              <w:rPr>
-                <w:rFonts w:hint="eastAsia"/>
-                <w:b/>
-                <w:bCs/>
-                <w:sz w:val="20"/>
-                <w:szCs w:val="20"/>
-              </w:rPr>
-              <w:t>暂时没法取消匹配（</w:t>
+            <w:proofErr w:type="spellStart"/>
+            <w:r>
+              <w:rPr>
+                <w:rFonts w:hint="eastAsia"/>
+                <w:b/>
+                <w:bCs/>
+                <w:sz w:val="20"/>
+                <w:szCs w:val="20"/>
+              </w:rPr>
+              <w:t>TicTacToe</w:t>
+            </w:r>
+            <w:proofErr w:type="spellEnd"/>
+            <w:r>
+              <w:rPr>
+                <w:rFonts w:hint="eastAsia"/>
+                <w:b/>
+                <w:bCs/>
+                <w:sz w:val="20"/>
+                <w:szCs w:val="20"/>
+              </w:rPr>
+              <w:t xml:space="preserve"> </w:t>
+            </w:r>
+            <w:r>
+              <w:rPr>
+                <w:rFonts w:hint="eastAsia"/>
+                <w:sz w:val="20"/>
+                <w:szCs w:val="20"/>
+              </w:rPr>
+              <w:t>井字棋</w:t>
+            </w:r>
+          </w:p>
+        </w:tc>
+      </w:tr>
+      <w:tr>
+        <w:tc>
+          <w:tcPr>
+            <w:tcW w:w="8296" w:type="dxa"/>
+            <w:gridSpan w:val="2"/>
+          </w:tcPr>
+          <w:p>
+            <w:pPr>
+              <w:jc w:val="center"/>
+              <w:rPr>
+                <w:rFonts w:hint="eastAsia"/>
+                <w:b/>
+                <w:bCs/>
+                <w:sz w:val="20"/>
+                <w:szCs w:val="20"/>
+              </w:rPr>
+            </w:pPr>
+            <w:r>
+              <w:rPr>
+                <w:rFonts w:hint="eastAsia"/>
+                <w:b/>
+                <w:bCs/>
+                <w:sz w:val="20"/>
+                <w:szCs w:val="20"/>
+              </w:rPr>
+              <w:t>更多功能开发中...</w:t>
             </w:r>
           </w:p>
         </w:tc>
@@ -2019,17 +2041,7 @@
           <w:sz w:val="20"/>
           <w:szCs w:val="20"/>
         </w:rPr>
-        <w:t>1</w:t>
-      </w:r>
-      <w:r>
-        <w:rPr>
-          <w:rFonts w:hint="eastAsia"/>
-          <w:b/>
-          <w:bCs/>
-          <w:sz w:val="20"/>
-          <w:szCs w:val="20"/>
-        </w:rPr>
-        <w:t>.</w:t>
+        <w:t>1.</w:t>
       </w:r>
       <w:r>
         <w:rPr>
@@ -2075,17 +2087,7 @@
           <w:sz w:val="20"/>
           <w:szCs w:val="20"/>
         </w:rPr>
-        <w:t>2</w:t>
-      </w:r>
-      <w:r>
-        <w:rPr>
-          <w:rFonts w:hint="eastAsia"/>
-          <w:b/>
-          <w:bCs/>
-          <w:sz w:val="20"/>
-          <w:szCs w:val="20"/>
-        </w:rPr>
-        <w:t>.</w:t>
+        <w:t>2.</w:t>
       </w:r>
       <w:r>
         <w:rPr>
@@ -2300,6 +2302,7 @@
       <w:pPr>
         <w:spacing w:after="0" w:line="240" w:lineRule="auto"/>
         <w:rPr>
+          <w:rFonts w:hint="eastAsia"/>
           <w:sz w:val="20"/>
           <w:szCs w:val="20"/>
         </w:rPr>
@@ -2365,7 +2368,6 @@
       <w:pPr>
         <w:spacing w:after="0" w:line="240" w:lineRule="auto"/>
         <w:rPr>
-          <w:rFonts w:hint="eastAsia"/>
           <w:sz w:val="20"/>
           <w:szCs w:val="20"/>
         </w:rPr>
@@ -2414,17 +2416,7 @@
           <w:sz w:val="20"/>
           <w:szCs w:val="20"/>
         </w:rPr>
-        <w:t>全小写</w:t>
-      </w:r>
-      <w:r>
-        <w:rPr>
-          <w:rFonts w:hint="eastAsia"/>
-          <w:b/>
-          <w:bCs/>
-          <w:sz w:val="20"/>
-          <w:szCs w:val="20"/>
-        </w:rPr>
-        <w:t>游戏类型</w:t>
+        <w:t>全小写游戏类型</w:t>
       </w:r>
       <w:r>
         <w:rPr>
@@ -2486,17 +2478,7 @@
           <w:sz w:val="20"/>
           <w:szCs w:val="20"/>
         </w:rPr>
-        <w:t>120秒</w:t>
-      </w:r>
-      <w:r>
-        <w:rPr>
-          <w:rFonts w:hint="eastAsia"/>
-          <w:b/>
-          <w:bCs/>
-          <w:sz w:val="20"/>
-          <w:szCs w:val="20"/>
-        </w:rPr>
-        <w:t>后</w:t>
+        <w:t>120秒后</w:t>
       </w:r>
       <w:r>
         <w:rPr>
@@ -2505,6 +2487,80 @@
           <w:szCs w:val="20"/>
         </w:rPr>
         <w:t>)</w:t>
+      </w:r>
+    </w:p>
+    <w:p>
+      <w:pPr>
+        <w:spacing w:after="0" w:line="240" w:lineRule="auto"/>
+        <w:rPr>
+          <w:rFonts w:hint="eastAsia"/>
+          <w:sz w:val="20"/>
+          <w:szCs w:val="20"/>
+        </w:rPr>
+      </w:pPr>
+      <w:r>
+        <w:rPr>
+          <w:rFonts w:hint="eastAsia"/>
+          <w:b/>
+          <w:bCs/>
+          <w:sz w:val="20"/>
+          <w:szCs w:val="20"/>
+        </w:rPr>
+        <w:t>7.</w:t>
+      </w:r>
+      <w:r>
+        <w:rPr>
+          <w:rFonts w:hint="eastAsia"/>
+          <w:sz w:val="20"/>
+          <w:szCs w:val="20"/>
+        </w:rPr>
+        <w:t xml:space="preserve"> </w:t>
+      </w:r>
+      <w:proofErr w:type="gramStart"/>
+      <w:r>
+        <w:rPr>
+          <w:rFonts w:hint="eastAsia"/>
+          <w:sz w:val="20"/>
+          <w:szCs w:val="20"/>
+        </w:rPr>
+        <w:t>跨群游戏</w:t>
+      </w:r>
+      <w:proofErr w:type="gramEnd"/>
+      <w:r>
+        <w:rPr>
+          <w:rFonts w:hint="eastAsia"/>
+          <w:sz w:val="20"/>
+          <w:szCs w:val="20"/>
+        </w:rPr>
+        <w:t xml:space="preserve">匹配成功后应使用 </w:t>
+      </w:r>
+      <w:r>
+        <w:rPr>
+          <w:rFonts w:hint="eastAsia"/>
+          <w:b/>
+          <w:bCs/>
+          <w:sz w:val="20"/>
+          <w:szCs w:val="20"/>
+        </w:rPr>
+        <w:t>相应的游戏指令</w:t>
+      </w:r>
+      <w:r>
+        <w:rPr>
+          <w:rFonts w:hint="eastAsia"/>
+          <w:b/>
+          <w:bCs/>
+          <w:sz w:val="20"/>
+          <w:szCs w:val="20"/>
+        </w:rPr>
+        <w:t xml:space="preserve"> </w:t>
+      </w:r>
+      <w:r>
+        <w:rPr>
+          <w:rFonts w:hint="eastAsia"/>
+          <w:sz w:val="20"/>
+          <w:szCs w:val="20"/>
+        </w:rPr>
+        <w:t>进行游戏</w:t>
       </w:r>
     </w:p>
     <w:p>

--- a/src/main/resources/static/help.docx
+++ b/src/main/resources/static/help.docx
@@ -1416,7 +1416,6 @@
         </w:rPr>
         <w:t xml:space="preserve"> </w:t>
       </w:r>
-      <w:proofErr w:type="gramStart"/>
       <w:r>
         <w:rPr>
           <w:rFonts w:ascii="Cambria Math" w:hAnsi="Cambria Math" w:cs="Cambria Math" w:hint="eastAsia"/>
@@ -1427,7 +1426,6 @@
         </w:rPr>
         <w:t>跨群游戏</w:t>
       </w:r>
-      <w:proofErr w:type="gramEnd"/>
       <w:r>
         <w:rPr>
           <w:b/>
@@ -1594,6 +1592,54 @@
                 <w:sz w:val="20"/>
                 <w:szCs w:val="20"/>
               </w:rPr>
+              <w:t>RecentMatch</w:t>
+            </w:r>
+            <w:proofErr w:type="spellEnd"/>
+            <w:r>
+              <w:rPr>
+                <w:rFonts w:hint="eastAsia"/>
+                <w:b/>
+                <w:bCs/>
+                <w:sz w:val="20"/>
+                <w:szCs w:val="20"/>
+              </w:rPr>
+              <w:t xml:space="preserve"> </w:t>
+            </w:r>
+            <w:r>
+              <w:rPr>
+                <w:rFonts w:hint="eastAsia"/>
+                <w:sz w:val="20"/>
+                <w:szCs w:val="20"/>
+              </w:rPr>
+              <w:t xml:space="preserve"> 最近对局</w:t>
+            </w:r>
+          </w:p>
+        </w:tc>
+      </w:tr>
+      <w:tr>
+        <w:tc>
+          <w:tcPr>
+            <w:tcW w:w="4148" w:type="dxa"/>
+          </w:tcPr>
+          <w:p>
+            <w:pPr>
+              <w:rPr>
+                <w:rFonts w:hint="eastAsia"/>
+                <w:b/>
+                <w:bCs/>
+                <w:sz w:val="20"/>
+                <w:szCs w:val="20"/>
+              </w:rPr>
+            </w:pPr>
+            <w:proofErr w:type="spellStart"/>
+            <w:r>
+              <w:rPr>
+                <w:rFonts w:hint="eastAsia"/>
+                <w:b/>
+                <w:bCs/>
+                <w:sz w:val="20"/>
+                <w:szCs w:val="20"/>
+              </w:rPr>
               <w:t>TicTacToe</w:t>
             </w:r>
             <w:proofErr w:type="spellEnd"/>
@@ -1614,6 +1660,52 @@
                 <w:szCs w:val="20"/>
               </w:rPr>
               <w:t>井字棋</w:t>
+            </w:r>
+          </w:p>
+        </w:tc>
+        <w:tc>
+          <w:tcPr>
+            <w:tcW w:w="4148" w:type="dxa"/>
+          </w:tcPr>
+          <w:p>
+            <w:pPr>
+              <w:rPr>
+                <w:rFonts w:hint="eastAsia"/>
+                <w:b/>
+                <w:bCs/>
+                <w:sz w:val="20"/>
+                <w:szCs w:val="20"/>
+              </w:rPr>
+            </w:pPr>
+            <w:proofErr w:type="spellStart"/>
+            <w:r>
+              <w:rPr>
+                <w:rFonts w:hint="eastAsia"/>
+                <w:b/>
+                <w:bCs/>
+                <w:sz w:val="20"/>
+                <w:szCs w:val="20"/>
+              </w:rPr>
+              <w:t>Reversi</w:t>
+            </w:r>
+            <w:proofErr w:type="spellEnd"/>
+            <w:r>
+              <w:rPr>
+                <w:rFonts w:hint="eastAsia"/>
+                <w:b/>
+                <w:bCs/>
+                <w:sz w:val="20"/>
+                <w:szCs w:val="20"/>
+              </w:rPr>
+              <w:t xml:space="preserve">  </w:t>
+            </w:r>
+            <w:r>
+              <w:rPr>
+                <w:rFonts w:hint="eastAsia"/>
+                <w:sz w:val="20"/>
+                <w:szCs w:val="20"/>
+              </w:rPr>
+              <w:t>黑白棋</w:t>
             </w:r>
           </w:p>
         </w:tc>
@@ -1755,18 +1847,8 @@
                 <w:sz w:val="20"/>
                 <w:szCs w:val="20"/>
               </w:rPr>
-              <w:t xml:space="preserve">  设置用</w:t>
-            </w:r>
-            <w:proofErr w:type="gramStart"/>
-            <w:r>
-              <w:rPr>
-                <w:rFonts w:hint="eastAsia"/>
-                <w:sz w:val="20"/>
-                <w:szCs w:val="20"/>
-              </w:rPr>
-              <w:t>户限权</w:t>
-            </w:r>
-            <w:proofErr w:type="gramEnd"/>
+              <w:t xml:space="preserve">  设置用户限权</w:t>
+            </w:r>
           </w:p>
         </w:tc>
       </w:tr>
@@ -2368,6 +2450,7 @@
       <w:pPr>
         <w:spacing w:after="0" w:line="240" w:lineRule="auto"/>
         <w:rPr>
+          <w:rFonts w:hint="eastAsia"/>
           <w:sz w:val="20"/>
           <w:szCs w:val="20"/>
         </w:rPr>
@@ -2388,25 +2471,7 @@
           <w:sz w:val="20"/>
           <w:szCs w:val="20"/>
         </w:rPr>
-        <w:t xml:space="preserve"> </w:t>
-      </w:r>
-      <w:proofErr w:type="gramStart"/>
-      <w:r>
-        <w:rPr>
-          <w:rFonts w:hint="eastAsia"/>
-          <w:sz w:val="20"/>
-          <w:szCs w:val="20"/>
-        </w:rPr>
-        <w:t>跨群游戏</w:t>
-      </w:r>
-      <w:proofErr w:type="gramEnd"/>
-      <w:r>
-        <w:rPr>
-          <w:rFonts w:hint="eastAsia"/>
-          <w:sz w:val="20"/>
-          <w:szCs w:val="20"/>
-        </w:rPr>
-        <w:t>匹配参数为</w:t>
+        <w:t xml:space="preserve"> 跨群游戏匹配参数为</w:t>
       </w:r>
       <w:r>
         <w:rPr>
@@ -2514,25 +2579,7 @@
           <w:sz w:val="20"/>
           <w:szCs w:val="20"/>
         </w:rPr>
-        <w:t xml:space="preserve"> </w:t>
-      </w:r>
-      <w:proofErr w:type="gramStart"/>
-      <w:r>
-        <w:rPr>
-          <w:rFonts w:hint="eastAsia"/>
-          <w:sz w:val="20"/>
-          <w:szCs w:val="20"/>
-        </w:rPr>
-        <w:t>跨群游戏</w:t>
-      </w:r>
-      <w:proofErr w:type="gramEnd"/>
-      <w:r>
-        <w:rPr>
-          <w:rFonts w:hint="eastAsia"/>
-          <w:sz w:val="20"/>
-          <w:szCs w:val="20"/>
-        </w:rPr>
-        <w:t xml:space="preserve">匹配成功后应使用 </w:t>
+        <w:t xml:space="preserve"> 跨群游戏匹配成功后应使用 </w:t>
       </w:r>
       <w:r>
         <w:rPr>

--- a/src/main/resources/static/help.docx
+++ b/src/main/resources/static/help.docx
@@ -240,7 +240,6 @@
                 <w:szCs w:val="20"/>
               </w:rPr>
             </w:pPr>
-            <w:proofErr w:type="spellStart"/>
             <w:r>
               <w:rPr>
                 <w:rFonts w:hint="eastAsia"/>
@@ -251,7 +250,6 @@
               </w:rPr>
               <w:t>ChatReset</w:t>
             </w:r>
-            <w:proofErr w:type="spellEnd"/>
             <w:r>
               <w:rPr>
                 <w:rFonts w:hint="eastAsia"/>
@@ -276,7 +274,6 @@
                 <w:szCs w:val="20"/>
               </w:rPr>
             </w:pPr>
-            <w:proofErr w:type="spellStart"/>
             <w:r>
               <w:rPr>
                 <w:rFonts w:hint="eastAsia"/>
@@ -287,7 +284,6 @@
               </w:rPr>
               <w:t>ChatHistory</w:t>
             </w:r>
-            <w:proofErr w:type="spellEnd"/>
             <w:r>
               <w:rPr>
                 <w:rFonts w:hint="eastAsia"/>
@@ -310,7 +306,6 @@
                 <w:szCs w:val="20"/>
               </w:rPr>
             </w:pPr>
-            <w:proofErr w:type="spellStart"/>
             <w:r>
               <w:rPr>
                 <w:rFonts w:hint="eastAsia"/>
@@ -321,7 +316,6 @@
               </w:rPr>
               <w:t>ChatMode</w:t>
             </w:r>
-            <w:proofErr w:type="spellEnd"/>
             <w:r>
               <w:rPr>
                 <w:rFonts w:hint="eastAsia"/>
@@ -388,7 +382,6 @@
                 <w:szCs w:val="20"/>
               </w:rPr>
             </w:pPr>
-            <w:proofErr w:type="spellStart"/>
             <w:r>
               <w:rPr>
                 <w:rFonts w:hint="eastAsia"/>
@@ -399,7 +392,6 @@
               </w:rPr>
               <w:t>SayingSave</w:t>
             </w:r>
-            <w:proofErr w:type="spellEnd"/>
             <w:r>
               <w:rPr>
                 <w:rFonts w:hint="eastAsia"/>
@@ -422,7 +414,6 @@
                 <w:szCs w:val="20"/>
               </w:rPr>
             </w:pPr>
-            <w:proofErr w:type="spellStart"/>
             <w:r>
               <w:rPr>
                 <w:rFonts w:hint="eastAsia"/>
@@ -433,7 +424,6 @@
               </w:rPr>
               <w:t>SayingDelete</w:t>
             </w:r>
-            <w:proofErr w:type="spellEnd"/>
             <w:r>
               <w:rPr>
                 <w:rFonts w:hint="eastAsia"/>
@@ -459,7 +449,6 @@
                 <w:szCs w:val="20"/>
               </w:rPr>
             </w:pPr>
-            <w:proofErr w:type="spellStart"/>
             <w:r>
               <w:rPr>
                 <w:rFonts w:hint="eastAsia"/>
@@ -470,7 +459,6 @@
               </w:rPr>
               <w:t>RandomSaying</w:t>
             </w:r>
-            <w:proofErr w:type="spellEnd"/>
             <w:r>
               <w:rPr>
                 <w:rFonts w:hint="eastAsia"/>
@@ -557,7 +545,6 @@
                 <w:szCs w:val="20"/>
               </w:rPr>
             </w:pPr>
-            <w:proofErr w:type="spellStart"/>
             <w:r>
               <w:rPr>
                 <w:rFonts w:hint="eastAsia"/>
@@ -568,7 +555,6 @@
               </w:rPr>
               <w:t>ImageSave</w:t>
             </w:r>
-            <w:proofErr w:type="spellEnd"/>
             <w:r>
               <w:rPr>
                 <w:rFonts w:hint="eastAsia"/>
@@ -591,7 +577,6 @@
                 <w:szCs w:val="20"/>
               </w:rPr>
             </w:pPr>
-            <w:proofErr w:type="spellStart"/>
             <w:r>
               <w:rPr>
                 <w:rFonts w:hint="eastAsia"/>
@@ -602,7 +587,6 @@
               </w:rPr>
               <w:t>ImageGet</w:t>
             </w:r>
-            <w:proofErr w:type="spellEnd"/>
             <w:r>
               <w:rPr>
                 <w:rFonts w:hint="eastAsia"/>
@@ -627,7 +611,6 @@
                 <w:szCs w:val="20"/>
               </w:rPr>
             </w:pPr>
-            <w:proofErr w:type="spellStart"/>
             <w:r>
               <w:rPr>
                 <w:rFonts w:hint="eastAsia"/>
@@ -638,7 +621,6 @@
               </w:rPr>
               <w:t>ImageDelete</w:t>
             </w:r>
-            <w:proofErr w:type="spellEnd"/>
             <w:r>
               <w:rPr>
                 <w:rFonts w:hint="eastAsia"/>
@@ -661,7 +643,6 @@
                 <w:szCs w:val="20"/>
               </w:rPr>
             </w:pPr>
-            <w:proofErr w:type="spellStart"/>
             <w:r>
               <w:rPr>
                 <w:rFonts w:hint="eastAsia"/>
@@ -672,7 +653,6 @@
               </w:rPr>
               <w:t>ImageList</w:t>
             </w:r>
-            <w:proofErr w:type="spellEnd"/>
             <w:r>
               <w:rPr>
                 <w:rFonts w:hint="eastAsia"/>
@@ -697,7 +677,6 @@
                 <w:szCs w:val="20"/>
               </w:rPr>
             </w:pPr>
-            <w:proofErr w:type="spellStart"/>
             <w:r>
               <w:rPr>
                 <w:rFonts w:hint="eastAsia"/>
@@ -708,7 +687,6 @@
               </w:rPr>
               <w:t>RandomImage</w:t>
             </w:r>
-            <w:proofErr w:type="spellEnd"/>
             <w:r>
               <w:rPr>
                 <w:rFonts w:hint="eastAsia"/>
@@ -719,7 +697,6 @@
               </w:rPr>
               <w:t>/</w:t>
             </w:r>
-            <w:proofErr w:type="spellStart"/>
             <w:r>
               <w:rPr>
                 <w:rFonts w:hint="eastAsia"/>
@@ -730,7 +707,6 @@
               </w:rPr>
               <w:t>img</w:t>
             </w:r>
-            <w:proofErr w:type="spellEnd"/>
             <w:r>
               <w:rPr>
                 <w:rFonts w:hint="eastAsia"/>
@@ -753,7 +729,6 @@
                 <w:szCs w:val="20"/>
               </w:rPr>
             </w:pPr>
-            <w:proofErr w:type="spellStart"/>
             <w:r>
               <w:rPr>
                 <w:rFonts w:hint="eastAsia"/>
@@ -764,7 +739,6 @@
               </w:rPr>
               <w:t>ImageFolderStructure</w:t>
             </w:r>
-            <w:proofErr w:type="spellEnd"/>
             <w:r>
               <w:rPr>
                 <w:rFonts w:hint="eastAsia"/>
@@ -833,25 +807,14 @@
                 <w:szCs w:val="20"/>
               </w:rPr>
             </w:pPr>
-            <w:proofErr w:type="spellStart"/>
-            <w:r>
-              <w:rPr>
-                <w:b/>
-                <w:bCs/>
-                <w:sz w:val="20"/>
-                <w:szCs w:val="20"/>
-              </w:rPr>
-              <w:t>VideoSave</w:t>
-            </w:r>
-            <w:proofErr w:type="spellEnd"/>
-            <w:r>
-              <w:rPr>
-                <w:b/>
-                <w:bCs/>
-                <w:sz w:val="20"/>
-                <w:szCs w:val="20"/>
-              </w:rPr>
-              <w:t xml:space="preserve">  </w:t>
+            <w:r>
+              <w:rPr>
+                <w:b/>
+                <w:bCs/>
+                <w:sz w:val="20"/>
+                <w:szCs w:val="20"/>
+              </w:rPr>
+              <w:t xml:space="preserve">VideoSave  </w:t>
             </w:r>
             <w:r>
               <w:rPr>
@@ -876,25 +839,14 @@
                 <w:szCs w:val="20"/>
               </w:rPr>
             </w:pPr>
-            <w:proofErr w:type="spellStart"/>
-            <w:r>
-              <w:rPr>
-                <w:b/>
-                <w:bCs/>
-                <w:sz w:val="20"/>
-                <w:szCs w:val="20"/>
-              </w:rPr>
-              <w:t>VideoGet</w:t>
-            </w:r>
-            <w:proofErr w:type="spellEnd"/>
-            <w:r>
-              <w:rPr>
-                <w:b/>
-                <w:bCs/>
-                <w:sz w:val="20"/>
-                <w:szCs w:val="20"/>
-              </w:rPr>
-              <w:t xml:space="preserve">  </w:t>
+            <w:r>
+              <w:rPr>
+                <w:b/>
+                <w:bCs/>
+                <w:sz w:val="20"/>
+                <w:szCs w:val="20"/>
+              </w:rPr>
+              <w:t xml:space="preserve">VideoGet  </w:t>
             </w:r>
             <w:r>
               <w:rPr>
@@ -921,25 +873,14 @@
                 <w:szCs w:val="20"/>
               </w:rPr>
             </w:pPr>
-            <w:proofErr w:type="spellStart"/>
-            <w:r>
-              <w:rPr>
-                <w:b/>
-                <w:bCs/>
-                <w:sz w:val="20"/>
-                <w:szCs w:val="20"/>
-              </w:rPr>
-              <w:t>VideoDelete</w:t>
-            </w:r>
-            <w:proofErr w:type="spellEnd"/>
-            <w:r>
-              <w:rPr>
-                <w:b/>
-                <w:bCs/>
-                <w:sz w:val="20"/>
-                <w:szCs w:val="20"/>
-              </w:rPr>
-              <w:t xml:space="preserve">  </w:t>
+            <w:r>
+              <w:rPr>
+                <w:b/>
+                <w:bCs/>
+                <w:sz w:val="20"/>
+                <w:szCs w:val="20"/>
+              </w:rPr>
+              <w:t xml:space="preserve">VideoDelete  </w:t>
             </w:r>
             <w:r>
               <w:rPr>
@@ -964,25 +905,14 @@
                 <w:szCs w:val="20"/>
               </w:rPr>
             </w:pPr>
-            <w:proofErr w:type="spellStart"/>
-            <w:r>
-              <w:rPr>
-                <w:b/>
-                <w:bCs/>
-                <w:sz w:val="20"/>
-                <w:szCs w:val="20"/>
-              </w:rPr>
-              <w:t>VideoList</w:t>
-            </w:r>
-            <w:proofErr w:type="spellEnd"/>
-            <w:r>
-              <w:rPr>
-                <w:b/>
-                <w:bCs/>
-                <w:sz w:val="20"/>
-                <w:szCs w:val="20"/>
-              </w:rPr>
-              <w:t xml:space="preserve">  </w:t>
+            <w:r>
+              <w:rPr>
+                <w:b/>
+                <w:bCs/>
+                <w:sz w:val="20"/>
+                <w:szCs w:val="20"/>
+              </w:rPr>
+              <w:t xml:space="preserve">VideoList  </w:t>
             </w:r>
             <w:r>
               <w:rPr>
@@ -1010,25 +940,14 @@
                 <w:szCs w:val="20"/>
               </w:rPr>
             </w:pPr>
-            <w:proofErr w:type="spellStart"/>
-            <w:r>
-              <w:rPr>
-                <w:b/>
-                <w:bCs/>
-                <w:sz w:val="20"/>
-                <w:szCs w:val="20"/>
-              </w:rPr>
-              <w:t>RandomVideo</w:t>
-            </w:r>
-            <w:proofErr w:type="spellEnd"/>
-            <w:r>
-              <w:rPr>
-                <w:b/>
-                <w:bCs/>
-                <w:sz w:val="20"/>
-                <w:szCs w:val="20"/>
-              </w:rPr>
-              <w:t xml:space="preserve"> 或 video  </w:t>
+            <w:r>
+              <w:rPr>
+                <w:b/>
+                <w:bCs/>
+                <w:sz w:val="20"/>
+                <w:szCs w:val="20"/>
+              </w:rPr>
+              <w:t xml:space="preserve">RandomVideo 或 video  </w:t>
             </w:r>
             <w:r>
               <w:rPr>
@@ -1115,7 +1034,6 @@
                 <w:szCs w:val="20"/>
               </w:rPr>
             </w:pPr>
-            <w:proofErr w:type="spellStart"/>
             <w:r>
               <w:rPr>
                 <w:b/>
@@ -1135,7 +1053,6 @@
               </w:rPr>
               <w:t>Audio</w:t>
             </w:r>
-            <w:proofErr w:type="spellEnd"/>
             <w:r>
               <w:rPr>
                 <w:b/>
@@ -1305,27 +1222,15 @@
                 <w:szCs w:val="20"/>
               </w:rPr>
             </w:pPr>
-            <w:proofErr w:type="spellStart"/>
-            <w:r>
-              <w:rPr>
-                <w:rFonts w:hint="eastAsia"/>
-                <w:b/>
-                <w:bCs/>
-                <w:sz w:val="20"/>
-                <w:szCs w:val="20"/>
-              </w:rPr>
-              <w:t>ShowInventory</w:t>
-            </w:r>
-            <w:proofErr w:type="spellEnd"/>
-            <w:r>
-              <w:rPr>
-                <w:rFonts w:hint="eastAsia"/>
-                <w:b/>
-                <w:bCs/>
-                <w:sz w:val="20"/>
-                <w:szCs w:val="20"/>
-              </w:rPr>
-              <w:t xml:space="preserve"> </w:t>
+            <w:r>
+              <w:rPr>
+                <w:rFonts w:hint="eastAsia"/>
+                <w:b/>
+                <w:bCs/>
+                <w:sz w:val="20"/>
+                <w:szCs w:val="20"/>
+              </w:rPr>
+              <w:t xml:space="preserve">ShowInventory </w:t>
             </w:r>
             <w:r>
               <w:rPr>
@@ -1351,27 +1256,15 @@
                 <w:szCs w:val="20"/>
               </w:rPr>
             </w:pPr>
-            <w:proofErr w:type="spellStart"/>
-            <w:r>
-              <w:rPr>
-                <w:rFonts w:hint="eastAsia"/>
-                <w:b/>
-                <w:bCs/>
-                <w:sz w:val="20"/>
-                <w:szCs w:val="20"/>
-              </w:rPr>
-              <w:t>UseInventory</w:t>
-            </w:r>
-            <w:proofErr w:type="spellEnd"/>
-            <w:r>
-              <w:rPr>
-                <w:rFonts w:hint="eastAsia"/>
-                <w:b/>
-                <w:bCs/>
-                <w:sz w:val="20"/>
-                <w:szCs w:val="20"/>
-              </w:rPr>
-              <w:t xml:space="preserve"> </w:t>
+            <w:r>
+              <w:rPr>
+                <w:rFonts w:hint="eastAsia"/>
+                <w:b/>
+                <w:bCs/>
+                <w:sz w:val="20"/>
+                <w:szCs w:val="20"/>
+              </w:rPr>
+              <w:t xml:space="preserve">UseInventory </w:t>
             </w:r>
             <w:r>
               <w:rPr>
@@ -1499,7 +1392,6 @@
                 <w:szCs w:val="20"/>
               </w:rPr>
             </w:pPr>
-            <w:proofErr w:type="spellStart"/>
             <w:r>
               <w:rPr>
                 <w:rFonts w:hint="eastAsia"/>
@@ -1510,7 +1402,6 @@
               </w:rPr>
               <w:t>DisMatch</w:t>
             </w:r>
-            <w:proofErr w:type="spellEnd"/>
             <w:r>
               <w:rPr>
                 <w:rFonts w:hint="eastAsia"/>
@@ -1537,27 +1428,15 @@
                 <w:szCs w:val="20"/>
               </w:rPr>
             </w:pPr>
-            <w:proofErr w:type="spellStart"/>
-            <w:r>
-              <w:rPr>
-                <w:rFonts w:hint="eastAsia"/>
-                <w:b/>
-                <w:bCs/>
-                <w:sz w:val="20"/>
-                <w:szCs w:val="20"/>
-              </w:rPr>
-              <w:t>FinishMatch</w:t>
-            </w:r>
-            <w:proofErr w:type="spellEnd"/>
-            <w:r>
-              <w:rPr>
-                <w:rFonts w:hint="eastAsia"/>
-                <w:b/>
-                <w:bCs/>
-                <w:sz w:val="20"/>
-                <w:szCs w:val="20"/>
-              </w:rPr>
-              <w:t xml:space="preserve">  </w:t>
+            <w:r>
+              <w:rPr>
+                <w:rFonts w:hint="eastAsia"/>
+                <w:b/>
+                <w:bCs/>
+                <w:sz w:val="20"/>
+                <w:szCs w:val="20"/>
+              </w:rPr>
+              <w:t xml:space="preserve">FinishMatch  </w:t>
             </w:r>
             <w:r>
               <w:rPr>
@@ -1583,27 +1462,15 @@
                 <w:szCs w:val="20"/>
               </w:rPr>
             </w:pPr>
-            <w:proofErr w:type="spellStart"/>
-            <w:r>
-              <w:rPr>
-                <w:rFonts w:hint="eastAsia"/>
-                <w:b/>
-                <w:bCs/>
-                <w:sz w:val="20"/>
-                <w:szCs w:val="20"/>
-              </w:rPr>
-              <w:t>RecentMatch</w:t>
-            </w:r>
-            <w:proofErr w:type="spellEnd"/>
-            <w:r>
-              <w:rPr>
-                <w:rFonts w:hint="eastAsia"/>
-                <w:b/>
-                <w:bCs/>
-                <w:sz w:val="20"/>
-                <w:szCs w:val="20"/>
-              </w:rPr>
-              <w:t xml:space="preserve"> </w:t>
+            <w:r>
+              <w:rPr>
+                <w:rFonts w:hint="eastAsia"/>
+                <w:b/>
+                <w:bCs/>
+                <w:sz w:val="20"/>
+                <w:szCs w:val="20"/>
+              </w:rPr>
+              <w:t xml:space="preserve">RecentMatch </w:t>
             </w:r>
             <w:r>
               <w:rPr>
@@ -1631,27 +1498,15 @@
                 <w:szCs w:val="20"/>
               </w:rPr>
             </w:pPr>
-            <w:proofErr w:type="spellStart"/>
-            <w:r>
-              <w:rPr>
-                <w:rFonts w:hint="eastAsia"/>
-                <w:b/>
-                <w:bCs/>
-                <w:sz w:val="20"/>
-                <w:szCs w:val="20"/>
-              </w:rPr>
-              <w:t>TicTacToe</w:t>
-            </w:r>
-            <w:proofErr w:type="spellEnd"/>
-            <w:r>
-              <w:rPr>
-                <w:rFonts w:hint="eastAsia"/>
-                <w:b/>
-                <w:bCs/>
-                <w:sz w:val="20"/>
-                <w:szCs w:val="20"/>
-              </w:rPr>
-              <w:t xml:space="preserve"> </w:t>
+            <w:r>
+              <w:rPr>
+                <w:rFonts w:hint="eastAsia"/>
+                <w:b/>
+                <w:bCs/>
+                <w:sz w:val="20"/>
+                <w:szCs w:val="20"/>
+              </w:rPr>
+              <w:t xml:space="preserve">TicTacToe </w:t>
             </w:r>
             <w:r>
               <w:rPr>
@@ -1677,27 +1532,15 @@
                 <w:szCs w:val="20"/>
               </w:rPr>
             </w:pPr>
-            <w:proofErr w:type="spellStart"/>
-            <w:r>
-              <w:rPr>
-                <w:rFonts w:hint="eastAsia"/>
-                <w:b/>
-                <w:bCs/>
-                <w:sz w:val="20"/>
-                <w:szCs w:val="20"/>
-              </w:rPr>
-              <w:t>Reversi</w:t>
-            </w:r>
-            <w:proofErr w:type="spellEnd"/>
-            <w:r>
-              <w:rPr>
-                <w:rFonts w:hint="eastAsia"/>
-                <w:b/>
-                <w:bCs/>
-                <w:sz w:val="20"/>
-                <w:szCs w:val="20"/>
-              </w:rPr>
-              <w:t xml:space="preserve">  </w:t>
+            <w:r>
+              <w:rPr>
+                <w:rFonts w:hint="eastAsia"/>
+                <w:b/>
+                <w:bCs/>
+                <w:sz w:val="20"/>
+                <w:szCs w:val="20"/>
+              </w:rPr>
+              <w:t xml:space="preserve">Reversi  </w:t>
             </w:r>
             <w:r>
               <w:rPr>
@@ -1795,7 +1638,6 @@
                 <w:szCs w:val="20"/>
               </w:rPr>
             </w:pPr>
-            <w:proofErr w:type="spellStart"/>
             <w:r>
               <w:rPr>
                 <w:rFonts w:hint="eastAsia"/>
@@ -1806,7 +1648,6 @@
               </w:rPr>
               <w:t>UserBan</w:t>
             </w:r>
-            <w:proofErr w:type="spellEnd"/>
             <w:r>
               <w:rPr>
                 <w:rFonts w:hint="eastAsia"/>
@@ -1829,7 +1670,6 @@
                 <w:szCs w:val="20"/>
               </w:rPr>
             </w:pPr>
-            <w:proofErr w:type="spellStart"/>
             <w:r>
               <w:rPr>
                 <w:rFonts w:hint="eastAsia"/>
@@ -1840,7 +1680,6 @@
               </w:rPr>
               <w:t>AccessSet</w:t>
             </w:r>
-            <w:proofErr w:type="spellEnd"/>
             <w:r>
               <w:rPr>
                 <w:rFonts w:hint="eastAsia"/>
@@ -1865,7 +1704,6 @@
                 <w:szCs w:val="20"/>
               </w:rPr>
             </w:pPr>
-            <w:proofErr w:type="spellStart"/>
             <w:r>
               <w:rPr>
                 <w:rFonts w:hint="eastAsia"/>
@@ -1876,7 +1714,6 @@
               </w:rPr>
               <w:t>FunctionCheck</w:t>
             </w:r>
-            <w:proofErr w:type="spellEnd"/>
             <w:r>
               <w:rPr>
                 <w:rFonts w:hint="eastAsia"/>
@@ -1899,7 +1736,6 @@
                 <w:szCs w:val="20"/>
               </w:rPr>
             </w:pPr>
-            <w:proofErr w:type="spellStart"/>
             <w:r>
               <w:rPr>
                 <w:rFonts w:hint="eastAsia"/>
@@ -1910,7 +1746,6 @@
               </w:rPr>
               <w:t>FunctionControl</w:t>
             </w:r>
-            <w:proofErr w:type="spellEnd"/>
             <w:r>
               <w:rPr>
                 <w:rFonts w:hint="eastAsia"/>
@@ -2341,43 +2176,7 @@
           <w:sz w:val="20"/>
           <w:szCs w:val="20"/>
         </w:rPr>
-        <w:t xml:space="preserve"> 选老婆功能的二次元可选人物来源可通过</w:t>
-      </w:r>
-      <w:proofErr w:type="spellStart"/>
-      <w:r>
-        <w:rPr>
-          <w:rFonts w:hint="eastAsia"/>
-          <w:sz w:val="20"/>
-          <w:szCs w:val="20"/>
-        </w:rPr>
-        <w:t>ImageFolderStructure</w:t>
-      </w:r>
-      <w:proofErr w:type="spellEnd"/>
-      <w:r>
-        <w:rPr>
-          <w:rFonts w:hint="eastAsia"/>
-          <w:sz w:val="20"/>
-          <w:szCs w:val="20"/>
-        </w:rPr>
-        <w:t>查看</w:t>
-      </w:r>
-      <w:proofErr w:type="spellStart"/>
-      <w:r>
-        <w:rPr>
-          <w:rFonts w:hint="eastAsia"/>
-          <w:sz w:val="20"/>
-          <w:szCs w:val="20"/>
-        </w:rPr>
-        <w:t>acg</w:t>
-      </w:r>
-      <w:proofErr w:type="spellEnd"/>
-      <w:r>
-        <w:rPr>
-          <w:rFonts w:hint="eastAsia"/>
-          <w:sz w:val="20"/>
-          <w:szCs w:val="20"/>
-        </w:rPr>
-        <w:t>下子目录名获得</w:t>
+        <w:t xml:space="preserve"> 选老婆功能的二次元可选人物来源可通过ImageFolderStructure查看acg下子目录名获得</w:t>
       </w:r>
     </w:p>
     <w:p>
@@ -2415,36 +2214,8 @@
           <w:sz w:val="20"/>
           <w:szCs w:val="20"/>
         </w:rPr>
-        <w:t xml:space="preserve"> 使用AI Monitor模式及Recall Detect功能 需通过</w:t>
-      </w:r>
-      <w:proofErr w:type="spellStart"/>
-      <w:r>
-        <w:rPr>
-          <w:rFonts w:hint="eastAsia"/>
-          <w:sz w:val="20"/>
-          <w:szCs w:val="20"/>
-        </w:rPr>
-        <w:t>FunctionControl</w:t>
-      </w:r>
-      <w:proofErr w:type="spellEnd"/>
-      <w:r>
-        <w:rPr>
-          <w:rFonts w:hint="eastAsia"/>
-          <w:sz w:val="20"/>
-          <w:szCs w:val="20"/>
-        </w:rPr>
-        <w:t>启用</w:t>
-      </w:r>
-      <w:proofErr w:type="spellStart"/>
-      <w:r>
-        <w:rPr>
-          <w:rFonts w:hint="eastAsia"/>
-          <w:sz w:val="20"/>
-          <w:szCs w:val="20"/>
-        </w:rPr>
-        <w:t>MessageCollect</w:t>
-      </w:r>
-      <w:proofErr w:type="spellEnd"/>
+        <w:t xml:space="preserve"> 使用AI Monitor模式及Recall Detect功能 需通过FunctionControl启用MessageCollect</w:t>
+      </w:r>
     </w:p>
     <w:p>
       <w:pPr>
@@ -2476,12 +2247,30 @@
       <w:r>
         <w:rPr>
           <w:rFonts w:hint="eastAsia"/>
-          <w:b/>
-          <w:bCs/>
-          <w:sz w:val="20"/>
-          <w:szCs w:val="20"/>
-        </w:rPr>
-        <w:t>全小写游戏类型</w:t>
+          <w:sz w:val="20"/>
+          <w:szCs w:val="20"/>
+        </w:rPr>
+        <w:t xml:space="preserve"> </w:t>
+      </w:r>
+      <w:r>
+        <w:rPr>
+          <w:rFonts w:hint="eastAsia"/>
+          <w:b/>
+          <w:bCs/>
+          <w:sz w:val="20"/>
+          <w:szCs w:val="20"/>
+        </w:rPr>
+        <w:t>游戏类型</w:t>
+      </w:r>
+      <w:r>
+        <w:rPr>
+          <w:rFonts w:hint="eastAsia"/>
+          <w:b/>
+          <w:bCs/>
+          <w:sz w:val="20"/>
+          <w:szCs w:val="20"/>
+        </w:rPr>
+        <w:t>中文名</w:t>
       </w:r>
       <w:r>
         <w:rPr>
@@ -2507,7 +2296,17 @@
           <w:sz w:val="20"/>
           <w:szCs w:val="20"/>
         </w:rPr>
-        <w:t>60秒</w:t>
+        <w:t>120</w:t>
+      </w:r>
+      <w:r>
+        <w:rPr>
+          <w:rFonts w:hint="eastAsia"/>
+          <w:b/>
+          <w:bCs/>
+          <w:sz w:val="20"/>
+          <w:szCs w:val="20"/>
+        </w:rPr>
+        <w:t>秒</w:t>
       </w:r>
       <w:r>
         <w:rPr>
@@ -2543,7 +2342,17 @@
           <w:sz w:val="20"/>
           <w:szCs w:val="20"/>
         </w:rPr>
-        <w:t>120秒后</w:t>
+        <w:t>240</w:t>
+      </w:r>
+      <w:r>
+        <w:rPr>
+          <w:rFonts w:hint="eastAsia"/>
+          <w:b/>
+          <w:bCs/>
+          <w:sz w:val="20"/>
+          <w:szCs w:val="20"/>
+        </w:rPr>
+        <w:t>秒后</w:t>
       </w:r>
       <w:r>
         <w:rPr>
@@ -2727,7 +2536,6 @@
         </w:rPr>
         <w:t xml:space="preserve"> </w:t>
       </w:r>
-      <w:proofErr w:type="spellStart"/>
       <w:r>
         <w:rPr>
           <w:rFonts w:hint="eastAsia"/>
@@ -2736,7 +2544,6 @@
         </w:rPr>
         <w:t>Aloic</w:t>
       </w:r>
-      <w:proofErr w:type="spellEnd"/>
       <w:r>
         <w:rPr>
           <w:rFonts w:hint="eastAsia"/>
@@ -2774,18 +2581,8 @@
           <w:sz w:val="20"/>
           <w:szCs w:val="20"/>
         </w:rPr>
-        <w:t xml:space="preserve"> </w:t>
-      </w:r>
-      <w:proofErr w:type="spellStart"/>
-      <w:r>
-        <w:rPr>
-          <w:rFonts w:hint="eastAsia"/>
-          <w:sz w:val="20"/>
-          <w:szCs w:val="20"/>
-        </w:rPr>
-        <w:t>Lazybot</w:t>
-      </w:r>
-      <w:proofErr w:type="spellEnd"/>
+        <w:t xml:space="preserve"> Lazybot</w:t>
+      </w:r>
     </w:p>
     <w:sectPr>
       <w:pgSz w:w="11906" w:h="16838"/>

--- a/src/main/resources/static/help.docx
+++ b/src/main/resources/static/help.docx
@@ -240,6 +240,7 @@
                 <w:szCs w:val="20"/>
               </w:rPr>
             </w:pPr>
+            <w:proofErr w:type="spellStart"/>
             <w:r>
               <w:rPr>
                 <w:rFonts w:hint="eastAsia"/>
@@ -250,6 +251,7 @@
               </w:rPr>
               <w:t>ChatReset</w:t>
             </w:r>
+            <w:proofErr w:type="spellEnd"/>
             <w:r>
               <w:rPr>
                 <w:rFonts w:hint="eastAsia"/>
@@ -274,6 +276,7 @@
                 <w:szCs w:val="20"/>
               </w:rPr>
             </w:pPr>
+            <w:proofErr w:type="spellStart"/>
             <w:r>
               <w:rPr>
                 <w:rFonts w:hint="eastAsia"/>
@@ -284,6 +287,7 @@
               </w:rPr>
               <w:t>ChatHistory</w:t>
             </w:r>
+            <w:proofErr w:type="spellEnd"/>
             <w:r>
               <w:rPr>
                 <w:rFonts w:hint="eastAsia"/>
@@ -306,6 +310,7 @@
                 <w:szCs w:val="20"/>
               </w:rPr>
             </w:pPr>
+            <w:proofErr w:type="spellStart"/>
             <w:r>
               <w:rPr>
                 <w:rFonts w:hint="eastAsia"/>
@@ -316,6 +321,7 @@
               </w:rPr>
               <w:t>ChatMode</w:t>
             </w:r>
+            <w:proofErr w:type="spellEnd"/>
             <w:r>
               <w:rPr>
                 <w:rFonts w:hint="eastAsia"/>
@@ -382,6 +388,7 @@
                 <w:szCs w:val="20"/>
               </w:rPr>
             </w:pPr>
+            <w:proofErr w:type="spellStart"/>
             <w:r>
               <w:rPr>
                 <w:rFonts w:hint="eastAsia"/>
@@ -392,6 +399,7 @@
               </w:rPr>
               <w:t>SayingSave</w:t>
             </w:r>
+            <w:proofErr w:type="spellEnd"/>
             <w:r>
               <w:rPr>
                 <w:rFonts w:hint="eastAsia"/>
@@ -414,6 +422,7 @@
                 <w:szCs w:val="20"/>
               </w:rPr>
             </w:pPr>
+            <w:proofErr w:type="spellStart"/>
             <w:r>
               <w:rPr>
                 <w:rFonts w:hint="eastAsia"/>
@@ -424,6 +433,7 @@
               </w:rPr>
               <w:t>SayingDelete</w:t>
             </w:r>
+            <w:proofErr w:type="spellEnd"/>
             <w:r>
               <w:rPr>
                 <w:rFonts w:hint="eastAsia"/>
@@ -449,6 +459,7 @@
                 <w:szCs w:val="20"/>
               </w:rPr>
             </w:pPr>
+            <w:proofErr w:type="spellStart"/>
             <w:r>
               <w:rPr>
                 <w:rFonts w:hint="eastAsia"/>
@@ -459,6 +470,7 @@
               </w:rPr>
               <w:t>RandomSaying</w:t>
             </w:r>
+            <w:proofErr w:type="spellEnd"/>
             <w:r>
               <w:rPr>
                 <w:rFonts w:hint="eastAsia"/>
@@ -545,6 +557,7 @@
                 <w:szCs w:val="20"/>
               </w:rPr>
             </w:pPr>
+            <w:proofErr w:type="spellStart"/>
             <w:r>
               <w:rPr>
                 <w:rFonts w:hint="eastAsia"/>
@@ -555,6 +568,7 @@
               </w:rPr>
               <w:t>ImageSave</w:t>
             </w:r>
+            <w:proofErr w:type="spellEnd"/>
             <w:r>
               <w:rPr>
                 <w:rFonts w:hint="eastAsia"/>
@@ -577,6 +591,7 @@
                 <w:szCs w:val="20"/>
               </w:rPr>
             </w:pPr>
+            <w:proofErr w:type="spellStart"/>
             <w:r>
               <w:rPr>
                 <w:rFonts w:hint="eastAsia"/>
@@ -587,6 +602,7 @@
               </w:rPr>
               <w:t>ImageGet</w:t>
             </w:r>
+            <w:proofErr w:type="spellEnd"/>
             <w:r>
               <w:rPr>
                 <w:rFonts w:hint="eastAsia"/>
@@ -611,6 +627,7 @@
                 <w:szCs w:val="20"/>
               </w:rPr>
             </w:pPr>
+            <w:proofErr w:type="spellStart"/>
             <w:r>
               <w:rPr>
                 <w:rFonts w:hint="eastAsia"/>
@@ -621,6 +638,7 @@
               </w:rPr>
               <w:t>ImageDelete</w:t>
             </w:r>
+            <w:proofErr w:type="spellEnd"/>
             <w:r>
               <w:rPr>
                 <w:rFonts w:hint="eastAsia"/>
@@ -643,6 +661,7 @@
                 <w:szCs w:val="20"/>
               </w:rPr>
             </w:pPr>
+            <w:proofErr w:type="spellStart"/>
             <w:r>
               <w:rPr>
                 <w:rFonts w:hint="eastAsia"/>
@@ -653,6 +672,7 @@
               </w:rPr>
               <w:t>ImageList</w:t>
             </w:r>
+            <w:proofErr w:type="spellEnd"/>
             <w:r>
               <w:rPr>
                 <w:rFonts w:hint="eastAsia"/>
@@ -677,6 +697,7 @@
                 <w:szCs w:val="20"/>
               </w:rPr>
             </w:pPr>
+            <w:proofErr w:type="spellStart"/>
             <w:r>
               <w:rPr>
                 <w:rFonts w:hint="eastAsia"/>
@@ -687,6 +708,7 @@
               </w:rPr>
               <w:t>RandomImage</w:t>
             </w:r>
+            <w:proofErr w:type="spellEnd"/>
             <w:r>
               <w:rPr>
                 <w:rFonts w:hint="eastAsia"/>
@@ -697,6 +719,7 @@
               </w:rPr>
               <w:t>/</w:t>
             </w:r>
+            <w:proofErr w:type="spellStart"/>
             <w:r>
               <w:rPr>
                 <w:rFonts w:hint="eastAsia"/>
@@ -707,6 +730,7 @@
               </w:rPr>
               <w:t>img</w:t>
             </w:r>
+            <w:proofErr w:type="spellEnd"/>
             <w:r>
               <w:rPr>
                 <w:rFonts w:hint="eastAsia"/>
@@ -729,6 +753,7 @@
                 <w:szCs w:val="20"/>
               </w:rPr>
             </w:pPr>
+            <w:proofErr w:type="spellStart"/>
             <w:r>
               <w:rPr>
                 <w:rFonts w:hint="eastAsia"/>
@@ -739,6 +764,7 @@
               </w:rPr>
               <w:t>ImageFolderStructure</w:t>
             </w:r>
+            <w:proofErr w:type="spellEnd"/>
             <w:r>
               <w:rPr>
                 <w:rFonts w:hint="eastAsia"/>
@@ -807,14 +833,25 @@
                 <w:szCs w:val="20"/>
               </w:rPr>
             </w:pPr>
-            <w:r>
-              <w:rPr>
-                <w:b/>
-                <w:bCs/>
-                <w:sz w:val="20"/>
-                <w:szCs w:val="20"/>
-              </w:rPr>
-              <w:t xml:space="preserve">VideoSave  </w:t>
+            <w:proofErr w:type="spellStart"/>
+            <w:r>
+              <w:rPr>
+                <w:b/>
+                <w:bCs/>
+                <w:sz w:val="20"/>
+                <w:szCs w:val="20"/>
+              </w:rPr>
+              <w:t>VideoSave</w:t>
+            </w:r>
+            <w:proofErr w:type="spellEnd"/>
+            <w:r>
+              <w:rPr>
+                <w:b/>
+                <w:bCs/>
+                <w:sz w:val="20"/>
+                <w:szCs w:val="20"/>
+              </w:rPr>
+              <w:t xml:space="preserve">  </w:t>
             </w:r>
             <w:r>
               <w:rPr>
@@ -839,14 +876,25 @@
                 <w:szCs w:val="20"/>
               </w:rPr>
             </w:pPr>
-            <w:r>
-              <w:rPr>
-                <w:b/>
-                <w:bCs/>
-                <w:sz w:val="20"/>
-                <w:szCs w:val="20"/>
-              </w:rPr>
-              <w:t xml:space="preserve">VideoGet  </w:t>
+            <w:proofErr w:type="spellStart"/>
+            <w:r>
+              <w:rPr>
+                <w:b/>
+                <w:bCs/>
+                <w:sz w:val="20"/>
+                <w:szCs w:val="20"/>
+              </w:rPr>
+              <w:t>VideoGet</w:t>
+            </w:r>
+            <w:proofErr w:type="spellEnd"/>
+            <w:r>
+              <w:rPr>
+                <w:b/>
+                <w:bCs/>
+                <w:sz w:val="20"/>
+                <w:szCs w:val="20"/>
+              </w:rPr>
+              <w:t xml:space="preserve">  </w:t>
             </w:r>
             <w:r>
               <w:rPr>
@@ -873,14 +921,25 @@
                 <w:szCs w:val="20"/>
               </w:rPr>
             </w:pPr>
-            <w:r>
-              <w:rPr>
-                <w:b/>
-                <w:bCs/>
-                <w:sz w:val="20"/>
-                <w:szCs w:val="20"/>
-              </w:rPr>
-              <w:t xml:space="preserve">VideoDelete  </w:t>
+            <w:proofErr w:type="spellStart"/>
+            <w:r>
+              <w:rPr>
+                <w:b/>
+                <w:bCs/>
+                <w:sz w:val="20"/>
+                <w:szCs w:val="20"/>
+              </w:rPr>
+              <w:t>VideoDelete</w:t>
+            </w:r>
+            <w:proofErr w:type="spellEnd"/>
+            <w:r>
+              <w:rPr>
+                <w:b/>
+                <w:bCs/>
+                <w:sz w:val="20"/>
+                <w:szCs w:val="20"/>
+              </w:rPr>
+              <w:t xml:space="preserve">  </w:t>
             </w:r>
             <w:r>
               <w:rPr>
@@ -905,14 +964,25 @@
                 <w:szCs w:val="20"/>
               </w:rPr>
             </w:pPr>
-            <w:r>
-              <w:rPr>
-                <w:b/>
-                <w:bCs/>
-                <w:sz w:val="20"/>
-                <w:szCs w:val="20"/>
-              </w:rPr>
-              <w:t xml:space="preserve">VideoList  </w:t>
+            <w:proofErr w:type="spellStart"/>
+            <w:r>
+              <w:rPr>
+                <w:b/>
+                <w:bCs/>
+                <w:sz w:val="20"/>
+                <w:szCs w:val="20"/>
+              </w:rPr>
+              <w:t>VideoList</w:t>
+            </w:r>
+            <w:proofErr w:type="spellEnd"/>
+            <w:r>
+              <w:rPr>
+                <w:b/>
+                <w:bCs/>
+                <w:sz w:val="20"/>
+                <w:szCs w:val="20"/>
+              </w:rPr>
+              <w:t xml:space="preserve">  </w:t>
             </w:r>
             <w:r>
               <w:rPr>
@@ -940,14 +1010,25 @@
                 <w:szCs w:val="20"/>
               </w:rPr>
             </w:pPr>
-            <w:r>
-              <w:rPr>
-                <w:b/>
-                <w:bCs/>
-                <w:sz w:val="20"/>
-                <w:szCs w:val="20"/>
-              </w:rPr>
-              <w:t xml:space="preserve">RandomVideo 或 video  </w:t>
+            <w:proofErr w:type="spellStart"/>
+            <w:r>
+              <w:rPr>
+                <w:b/>
+                <w:bCs/>
+                <w:sz w:val="20"/>
+                <w:szCs w:val="20"/>
+              </w:rPr>
+              <w:t>RandomVideo</w:t>
+            </w:r>
+            <w:proofErr w:type="spellEnd"/>
+            <w:r>
+              <w:rPr>
+                <w:b/>
+                <w:bCs/>
+                <w:sz w:val="20"/>
+                <w:szCs w:val="20"/>
+              </w:rPr>
+              <w:t xml:space="preserve"> 或 video  </w:t>
             </w:r>
             <w:r>
               <w:rPr>
@@ -1034,6 +1115,7 @@
                 <w:szCs w:val="20"/>
               </w:rPr>
             </w:pPr>
+            <w:proofErr w:type="spellStart"/>
             <w:r>
               <w:rPr>
                 <w:b/>
@@ -1053,6 +1135,7 @@
               </w:rPr>
               <w:t>Audio</w:t>
             </w:r>
+            <w:proofErr w:type="spellEnd"/>
             <w:r>
               <w:rPr>
                 <w:b/>
@@ -1222,15 +1305,27 @@
                 <w:szCs w:val="20"/>
               </w:rPr>
             </w:pPr>
-            <w:r>
-              <w:rPr>
-                <w:rFonts w:hint="eastAsia"/>
-                <w:b/>
-                <w:bCs/>
-                <w:sz w:val="20"/>
-                <w:szCs w:val="20"/>
-              </w:rPr>
-              <w:t xml:space="preserve">ShowInventory </w:t>
+            <w:proofErr w:type="spellStart"/>
+            <w:r>
+              <w:rPr>
+                <w:rFonts w:hint="eastAsia"/>
+                <w:b/>
+                <w:bCs/>
+                <w:sz w:val="20"/>
+                <w:szCs w:val="20"/>
+              </w:rPr>
+              <w:t>ShowInventory</w:t>
+            </w:r>
+            <w:proofErr w:type="spellEnd"/>
+            <w:r>
+              <w:rPr>
+                <w:rFonts w:hint="eastAsia"/>
+                <w:b/>
+                <w:bCs/>
+                <w:sz w:val="20"/>
+                <w:szCs w:val="20"/>
+              </w:rPr>
+              <w:t xml:space="preserve"> </w:t>
             </w:r>
             <w:r>
               <w:rPr>
@@ -1256,15 +1351,27 @@
                 <w:szCs w:val="20"/>
               </w:rPr>
             </w:pPr>
-            <w:r>
-              <w:rPr>
-                <w:rFonts w:hint="eastAsia"/>
-                <w:b/>
-                <w:bCs/>
-                <w:sz w:val="20"/>
-                <w:szCs w:val="20"/>
-              </w:rPr>
-              <w:t xml:space="preserve">UseInventory </w:t>
+            <w:proofErr w:type="spellStart"/>
+            <w:r>
+              <w:rPr>
+                <w:rFonts w:hint="eastAsia"/>
+                <w:b/>
+                <w:bCs/>
+                <w:sz w:val="20"/>
+                <w:szCs w:val="20"/>
+              </w:rPr>
+              <w:t>UseInventory</w:t>
+            </w:r>
+            <w:proofErr w:type="spellEnd"/>
+            <w:r>
+              <w:rPr>
+                <w:rFonts w:hint="eastAsia"/>
+                <w:b/>
+                <w:bCs/>
+                <w:sz w:val="20"/>
+                <w:szCs w:val="20"/>
+              </w:rPr>
+              <w:t xml:space="preserve"> </w:t>
             </w:r>
             <w:r>
               <w:rPr>
@@ -1309,6 +1416,7 @@
         </w:rPr>
         <w:t xml:space="preserve"> </w:t>
       </w:r>
+      <w:proofErr w:type="gramStart"/>
       <w:r>
         <w:rPr>
           <w:rFonts w:ascii="Cambria Math" w:hAnsi="Cambria Math" w:cs="Cambria Math" w:hint="eastAsia"/>
@@ -1319,6 +1427,7 @@
         </w:rPr>
         <w:t>跨群游戏</w:t>
       </w:r>
+      <w:proofErr w:type="gramEnd"/>
       <w:r>
         <w:rPr>
           <w:b/>
@@ -1392,6 +1501,7 @@
                 <w:szCs w:val="20"/>
               </w:rPr>
             </w:pPr>
+            <w:proofErr w:type="spellStart"/>
             <w:r>
               <w:rPr>
                 <w:rFonts w:hint="eastAsia"/>
@@ -1402,6 +1512,7 @@
               </w:rPr>
               <w:t>DisMatch</w:t>
             </w:r>
+            <w:proofErr w:type="spellEnd"/>
             <w:r>
               <w:rPr>
                 <w:rFonts w:hint="eastAsia"/>
@@ -1428,15 +1539,27 @@
                 <w:szCs w:val="20"/>
               </w:rPr>
             </w:pPr>
-            <w:r>
-              <w:rPr>
-                <w:rFonts w:hint="eastAsia"/>
-                <w:b/>
-                <w:bCs/>
-                <w:sz w:val="20"/>
-                <w:szCs w:val="20"/>
-              </w:rPr>
-              <w:t xml:space="preserve">FinishMatch  </w:t>
+            <w:proofErr w:type="spellStart"/>
+            <w:r>
+              <w:rPr>
+                <w:rFonts w:hint="eastAsia"/>
+                <w:b/>
+                <w:bCs/>
+                <w:sz w:val="20"/>
+                <w:szCs w:val="20"/>
+              </w:rPr>
+              <w:t>FinishMatch</w:t>
+            </w:r>
+            <w:proofErr w:type="spellEnd"/>
+            <w:r>
+              <w:rPr>
+                <w:rFonts w:hint="eastAsia"/>
+                <w:b/>
+                <w:bCs/>
+                <w:sz w:val="20"/>
+                <w:szCs w:val="20"/>
+              </w:rPr>
+              <w:t xml:space="preserve">  </w:t>
             </w:r>
             <w:r>
               <w:rPr>
@@ -1462,15 +1585,27 @@
                 <w:szCs w:val="20"/>
               </w:rPr>
             </w:pPr>
-            <w:r>
-              <w:rPr>
-                <w:rFonts w:hint="eastAsia"/>
-                <w:b/>
-                <w:bCs/>
-                <w:sz w:val="20"/>
-                <w:szCs w:val="20"/>
-              </w:rPr>
-              <w:t xml:space="preserve">RecentMatch </w:t>
+            <w:proofErr w:type="spellStart"/>
+            <w:r>
+              <w:rPr>
+                <w:rFonts w:hint="eastAsia"/>
+                <w:b/>
+                <w:bCs/>
+                <w:sz w:val="20"/>
+                <w:szCs w:val="20"/>
+              </w:rPr>
+              <w:t>RecentMatch</w:t>
+            </w:r>
+            <w:proofErr w:type="spellEnd"/>
+            <w:r>
+              <w:rPr>
+                <w:rFonts w:hint="eastAsia"/>
+                <w:b/>
+                <w:bCs/>
+                <w:sz w:val="20"/>
+                <w:szCs w:val="20"/>
+              </w:rPr>
+              <w:t xml:space="preserve"> </w:t>
             </w:r>
             <w:r>
               <w:rPr>
@@ -1498,15 +1633,27 @@
                 <w:szCs w:val="20"/>
               </w:rPr>
             </w:pPr>
-            <w:r>
-              <w:rPr>
-                <w:rFonts w:hint="eastAsia"/>
-                <w:b/>
-                <w:bCs/>
-                <w:sz w:val="20"/>
-                <w:szCs w:val="20"/>
-              </w:rPr>
-              <w:t xml:space="preserve">TicTacToe </w:t>
+            <w:proofErr w:type="spellStart"/>
+            <w:r>
+              <w:rPr>
+                <w:rFonts w:hint="eastAsia"/>
+                <w:b/>
+                <w:bCs/>
+                <w:sz w:val="20"/>
+                <w:szCs w:val="20"/>
+              </w:rPr>
+              <w:t>TicTacToe</w:t>
+            </w:r>
+            <w:proofErr w:type="spellEnd"/>
+            <w:r>
+              <w:rPr>
+                <w:rFonts w:hint="eastAsia"/>
+                <w:b/>
+                <w:bCs/>
+                <w:sz w:val="20"/>
+                <w:szCs w:val="20"/>
+              </w:rPr>
+              <w:t xml:space="preserve"> </w:t>
             </w:r>
             <w:r>
               <w:rPr>
@@ -1532,15 +1679,27 @@
                 <w:szCs w:val="20"/>
               </w:rPr>
             </w:pPr>
-            <w:r>
-              <w:rPr>
-                <w:rFonts w:hint="eastAsia"/>
-                <w:b/>
-                <w:bCs/>
-                <w:sz w:val="20"/>
-                <w:szCs w:val="20"/>
-              </w:rPr>
-              <w:t xml:space="preserve">Reversi  </w:t>
+            <w:proofErr w:type="spellStart"/>
+            <w:r>
+              <w:rPr>
+                <w:rFonts w:hint="eastAsia"/>
+                <w:b/>
+                <w:bCs/>
+                <w:sz w:val="20"/>
+                <w:szCs w:val="20"/>
+              </w:rPr>
+              <w:t>Reversi</w:t>
+            </w:r>
+            <w:proofErr w:type="spellEnd"/>
+            <w:r>
+              <w:rPr>
+                <w:rFonts w:hint="eastAsia"/>
+                <w:b/>
+                <w:bCs/>
+                <w:sz w:val="20"/>
+                <w:szCs w:val="20"/>
+              </w:rPr>
+              <w:t xml:space="preserve">  </w:t>
             </w:r>
             <w:r>
               <w:rPr>
@@ -1638,6 +1797,7 @@
                 <w:szCs w:val="20"/>
               </w:rPr>
             </w:pPr>
+            <w:proofErr w:type="spellStart"/>
             <w:r>
               <w:rPr>
                 <w:rFonts w:hint="eastAsia"/>
@@ -1648,6 +1808,7 @@
               </w:rPr>
               <w:t>UserBan</w:t>
             </w:r>
+            <w:proofErr w:type="spellEnd"/>
             <w:r>
               <w:rPr>
                 <w:rFonts w:hint="eastAsia"/>
@@ -1670,6 +1831,7 @@
                 <w:szCs w:val="20"/>
               </w:rPr>
             </w:pPr>
+            <w:proofErr w:type="spellStart"/>
             <w:r>
               <w:rPr>
                 <w:rFonts w:hint="eastAsia"/>
@@ -1680,14 +1842,25 @@
               </w:rPr>
               <w:t>AccessSet</w:t>
             </w:r>
-            <w:r>
-              <w:rPr>
-                <w:rFonts w:hint="eastAsia"/>
-                <w:sz w:val="20"/>
-                <w:szCs w:val="20"/>
-              </w:rPr>
-              <w:t xml:space="preserve">  设置用户限权</w:t>
-            </w:r>
+            <w:proofErr w:type="spellEnd"/>
+            <w:r>
+              <w:rPr>
+                <w:rFonts w:hint="eastAsia"/>
+                <w:sz w:val="20"/>
+                <w:szCs w:val="20"/>
+              </w:rPr>
+              <w:t xml:space="preserve">  设置用</w:t>
+            </w:r>
+            <w:proofErr w:type="gramStart"/>
+            <w:r>
+              <w:rPr>
+                <w:rFonts w:hint="eastAsia"/>
+                <w:sz w:val="20"/>
+                <w:szCs w:val="20"/>
+              </w:rPr>
+              <w:t>户限权</w:t>
+            </w:r>
+            <w:proofErr w:type="gramEnd"/>
           </w:p>
         </w:tc>
       </w:tr>
@@ -1704,6 +1877,7 @@
                 <w:szCs w:val="20"/>
               </w:rPr>
             </w:pPr>
+            <w:proofErr w:type="spellStart"/>
             <w:r>
               <w:rPr>
                 <w:rFonts w:hint="eastAsia"/>
@@ -1714,6 +1888,7 @@
               </w:rPr>
               <w:t>FunctionCheck</w:t>
             </w:r>
+            <w:proofErr w:type="spellEnd"/>
             <w:r>
               <w:rPr>
                 <w:rFonts w:hint="eastAsia"/>
@@ -1736,6 +1911,7 @@
                 <w:szCs w:val="20"/>
               </w:rPr>
             </w:pPr>
+            <w:proofErr w:type="spellStart"/>
             <w:r>
               <w:rPr>
                 <w:rFonts w:hint="eastAsia"/>
@@ -1746,6 +1922,7 @@
               </w:rPr>
               <w:t>FunctionControl</w:t>
             </w:r>
+            <w:proofErr w:type="spellEnd"/>
             <w:r>
               <w:rPr>
                 <w:rFonts w:hint="eastAsia"/>
@@ -2176,7 +2353,43 @@
           <w:sz w:val="20"/>
           <w:szCs w:val="20"/>
         </w:rPr>
-        <w:t xml:space="preserve"> 选老婆功能的二次元可选人物来源可通过ImageFolderStructure查看acg下子目录名获得</w:t>
+        <w:t xml:space="preserve"> 选老婆功能的二次元可选人物来源可通过</w:t>
+      </w:r>
+      <w:proofErr w:type="spellStart"/>
+      <w:r>
+        <w:rPr>
+          <w:rFonts w:hint="eastAsia"/>
+          <w:sz w:val="20"/>
+          <w:szCs w:val="20"/>
+        </w:rPr>
+        <w:t>ImageFolderStructure</w:t>
+      </w:r>
+      <w:proofErr w:type="spellEnd"/>
+      <w:r>
+        <w:rPr>
+          <w:rFonts w:hint="eastAsia"/>
+          <w:sz w:val="20"/>
+          <w:szCs w:val="20"/>
+        </w:rPr>
+        <w:t>查看</w:t>
+      </w:r>
+      <w:proofErr w:type="spellStart"/>
+      <w:r>
+        <w:rPr>
+          <w:rFonts w:hint="eastAsia"/>
+          <w:sz w:val="20"/>
+          <w:szCs w:val="20"/>
+        </w:rPr>
+        <w:t>acg</w:t>
+      </w:r>
+      <w:proofErr w:type="spellEnd"/>
+      <w:r>
+        <w:rPr>
+          <w:rFonts w:hint="eastAsia"/>
+          <w:sz w:val="20"/>
+          <w:szCs w:val="20"/>
+        </w:rPr>
+        <w:t>下子目录名获得</w:t>
       </w:r>
     </w:p>
     <w:p>
@@ -2214,8 +2427,36 @@
           <w:sz w:val="20"/>
           <w:szCs w:val="20"/>
         </w:rPr>
-        <w:t xml:space="preserve"> 使用AI Monitor模式及Recall Detect功能 需通过FunctionControl启用MessageCollect</w:t>
-      </w:r>
+        <w:t xml:space="preserve"> 使用AI Monitor模式及Recall Detect功能 需通过</w:t>
+      </w:r>
+      <w:proofErr w:type="spellStart"/>
+      <w:r>
+        <w:rPr>
+          <w:rFonts w:hint="eastAsia"/>
+          <w:sz w:val="20"/>
+          <w:szCs w:val="20"/>
+        </w:rPr>
+        <w:t>FunctionControl</w:t>
+      </w:r>
+      <w:proofErr w:type="spellEnd"/>
+      <w:r>
+        <w:rPr>
+          <w:rFonts w:hint="eastAsia"/>
+          <w:sz w:val="20"/>
+          <w:szCs w:val="20"/>
+        </w:rPr>
+        <w:t>启用</w:t>
+      </w:r>
+      <w:proofErr w:type="spellStart"/>
+      <w:r>
+        <w:rPr>
+          <w:rFonts w:hint="eastAsia"/>
+          <w:sz w:val="20"/>
+          <w:szCs w:val="20"/>
+        </w:rPr>
+        <w:t>MessageCollect</w:t>
+      </w:r>
+      <w:proofErr w:type="spellEnd"/>
     </w:p>
     <w:p>
       <w:pPr>
@@ -2242,7 +2483,27 @@
           <w:sz w:val="20"/>
           <w:szCs w:val="20"/>
         </w:rPr>
-        <w:t xml:space="preserve"> 跨群游戏匹配参数为</w:t>
+        <w:t xml:space="preserve"> </w:t>
+      </w:r>
+      <w:proofErr w:type="gramStart"/>
+      <w:r>
+        <w:rPr>
+          <w:rFonts w:hint="eastAsia"/>
+          <w:b/>
+          <w:bCs/>
+          <w:sz w:val="20"/>
+          <w:szCs w:val="20"/>
+        </w:rPr>
+        <w:t>跨群游戏</w:t>
+      </w:r>
+      <w:proofErr w:type="gramEnd"/>
+      <w:r>
+        <w:rPr>
+          <w:rFonts w:hint="eastAsia"/>
+          <w:sz w:val="20"/>
+          <w:szCs w:val="20"/>
+        </w:rPr>
+        <w:t>匹配参数为</w:t>
       </w:r>
       <w:r>
         <w:rPr>
@@ -2388,7 +2649,27 @@
           <w:sz w:val="20"/>
           <w:szCs w:val="20"/>
         </w:rPr>
-        <w:t xml:space="preserve"> 跨群游戏匹配成功后应使用 </w:t>
+        <w:t xml:space="preserve"> </w:t>
+      </w:r>
+      <w:proofErr w:type="gramStart"/>
+      <w:r>
+        <w:rPr>
+          <w:rFonts w:hint="eastAsia"/>
+          <w:b/>
+          <w:bCs/>
+          <w:sz w:val="20"/>
+          <w:szCs w:val="20"/>
+        </w:rPr>
+        <w:t>跨群游戏</w:t>
+      </w:r>
+      <w:proofErr w:type="gramEnd"/>
+      <w:r>
+        <w:rPr>
+          <w:rFonts w:hint="eastAsia"/>
+          <w:sz w:val="20"/>
+          <w:szCs w:val="20"/>
+        </w:rPr>
+        <w:t xml:space="preserve">匹配成功后应使用 </w:t>
       </w:r>
       <w:r>
         <w:rPr>
@@ -2536,6 +2817,7 @@
         </w:rPr>
         <w:t xml:space="preserve"> </w:t>
       </w:r>
+      <w:proofErr w:type="spellStart"/>
       <w:r>
         <w:rPr>
           <w:rFonts w:hint="eastAsia"/>
@@ -2544,6 +2826,7 @@
         </w:rPr>
         <w:t>Aloic</w:t>
       </w:r>
+      <w:proofErr w:type="spellEnd"/>
       <w:r>
         <w:rPr>
           <w:rFonts w:hint="eastAsia"/>
@@ -2581,8 +2864,18 @@
           <w:sz w:val="20"/>
           <w:szCs w:val="20"/>
         </w:rPr>
-        <w:t xml:space="preserve"> Lazybot</w:t>
-      </w:r>
+        <w:t xml:space="preserve"> </w:t>
+      </w:r>
+      <w:proofErr w:type="spellStart"/>
+      <w:r>
+        <w:rPr>
+          <w:rFonts w:hint="eastAsia"/>
+          <w:sz w:val="20"/>
+          <w:szCs w:val="20"/>
+        </w:rPr>
+        <w:t>Lazybot</w:t>
+      </w:r>
+      <w:proofErr w:type="spellEnd"/>
     </w:p>
     <w:sectPr>
       <w:pgSz w:w="11906" w:h="16838"/>

--- a/src/main/resources/static/help.docx
+++ b/src/main/resources/static/help.docx
@@ -1715,8 +1715,43 @@
       <w:tr>
         <w:tc>
           <w:tcPr>
-            <w:tcW w:w="8296" w:type="dxa"/>
-            <w:gridSpan w:val="2"/>
+            <w:tcW w:w="4148" w:type="dxa"/>
+          </w:tcPr>
+          <w:p>
+            <w:pPr>
+              <w:rPr>
+                <w:rFonts w:hint="eastAsia"/>
+                <w:b/>
+                <w:bCs/>
+                <w:sz w:val="20"/>
+                <w:szCs w:val="20"/>
+              </w:rPr>
+            </w:pPr>
+            <w:r>
+              <w:rPr>
+                <w:rFonts w:hint="eastAsia"/>
+                <w:b/>
+                <w:bCs/>
+                <w:sz w:val="20"/>
+                <w:szCs w:val="20"/>
+              </w:rPr>
+              <w:t xml:space="preserve">Looting  </w:t>
+            </w:r>
+            <w:proofErr w:type="gramStart"/>
+            <w:r>
+              <w:rPr>
+                <w:rFonts w:hint="eastAsia"/>
+                <w:sz w:val="20"/>
+                <w:szCs w:val="20"/>
+              </w:rPr>
+              <w:t>摸金</w:t>
+            </w:r>
+            <w:proofErr w:type="gramEnd"/>
+          </w:p>
+        </w:tc>
+        <w:tc>
+          <w:tcPr>
+            <w:tcW w:w="4148" w:type="dxa"/>
           </w:tcPr>
           <w:p>
             <w:pPr>

--- a/src/main/resources/static/help.docx
+++ b/src/main/resources/static/help.docx
@@ -224,7 +224,15 @@
                 <w:sz w:val="20"/>
                 <w:szCs w:val="20"/>
               </w:rPr>
-              <w:t xml:space="preserve">  与AI对话</w:t>
+              <w:t xml:space="preserve"> </w:t>
+            </w:r>
+            <w:r>
+              <w:rPr>
+                <w:rFonts w:hint="eastAsia"/>
+                <w:sz w:val="20"/>
+                <w:szCs w:val="20"/>
+              </w:rPr>
+              <w:t xml:space="preserve"> 聊天</w:t>
             </w:r>
           </w:p>
         </w:tc>
@@ -258,7 +266,15 @@
                 <w:sz w:val="20"/>
                 <w:szCs w:val="20"/>
               </w:rPr>
-              <w:t xml:space="preserve">  清空历史记忆</w:t>
+              <w:t xml:space="preserve">  </w:t>
+            </w:r>
+            <w:r>
+              <w:rPr>
+                <w:rFonts w:hint="eastAsia"/>
+                <w:sz w:val="20"/>
+                <w:szCs w:val="20"/>
+              </w:rPr>
+              <w:t>重置聊天</w:t>
             </w:r>
           </w:p>
         </w:tc>
@@ -294,7 +310,7 @@
                 <w:sz w:val="20"/>
                 <w:szCs w:val="20"/>
               </w:rPr>
-              <w:t xml:space="preserve">   获取聊天历史</w:t>
+              <w:t xml:space="preserve">  聊天历史</w:t>
             </w:r>
           </w:p>
         </w:tc>
@@ -328,7 +344,7 @@
                 <w:sz w:val="20"/>
                 <w:szCs w:val="20"/>
               </w:rPr>
-              <w:t xml:space="preserve">  切换聊天模式</w:t>
+              <w:t xml:space="preserve">  聊天模式</w:t>
             </w:r>
           </w:p>
         </w:tc>
@@ -575,7 +591,7 @@
                 <w:sz w:val="20"/>
                 <w:szCs w:val="20"/>
               </w:rPr>
-              <w:t xml:space="preserve">  保存引用图片</w:t>
+              <w:t xml:space="preserve">  保存图片</w:t>
             </w:r>
           </w:p>
         </w:tc>
@@ -609,7 +625,7 @@
                 <w:sz w:val="20"/>
                 <w:szCs w:val="20"/>
               </w:rPr>
-              <w:t xml:space="preserve">  获取保存图片</w:t>
+              <w:t xml:space="preserve">  获取图片</w:t>
             </w:r>
           </w:p>
         </w:tc>
@@ -645,7 +661,7 @@
                 <w:sz w:val="20"/>
                 <w:szCs w:val="20"/>
               </w:rPr>
-              <w:t xml:space="preserve">  删除保存图片(可引用删除)</w:t>
+              <w:t xml:space="preserve">  删除图片</w:t>
             </w:r>
           </w:p>
         </w:tc>
@@ -679,7 +695,7 @@
                 <w:sz w:val="20"/>
                 <w:szCs w:val="20"/>
               </w:rPr>
-              <w:t xml:space="preserve">  获取保存图片列表</w:t>
+              <w:t xml:space="preserve">  图片列表</w:t>
             </w:r>
           </w:p>
         </w:tc>
@@ -737,7 +753,7 @@
                 <w:sz w:val="20"/>
                 <w:szCs w:val="20"/>
               </w:rPr>
-              <w:t xml:space="preserve">  发送随机保存图片</w:t>
+              <w:t xml:space="preserve">  随机图片</w:t>
             </w:r>
           </w:p>
         </w:tc>
@@ -768,10 +784,36 @@
             <w:r>
               <w:rPr>
                 <w:rFonts w:hint="eastAsia"/>
-                <w:sz w:val="20"/>
-                <w:szCs w:val="20"/>
-              </w:rPr>
-              <w:t xml:space="preserve"> 获取图片文件夹结构</w:t>
+                <w:b/>
+                <w:bCs/>
+                <w:sz w:val="20"/>
+                <w:szCs w:val="20"/>
+              </w:rPr>
+              <w:t xml:space="preserve">  </w:t>
+            </w:r>
+            <w:r>
+              <w:rPr>
+                <w:rFonts w:hint="eastAsia"/>
+                <w:sz w:val="20"/>
+                <w:szCs w:val="20"/>
+              </w:rPr>
+              <w:t>图片</w:t>
+            </w:r>
+            <w:r>
+              <w:rPr>
+                <w:rFonts w:hint="eastAsia"/>
+                <w:sz w:val="20"/>
+                <w:szCs w:val="20"/>
+              </w:rPr>
+              <w:t>目录</w:t>
+            </w:r>
+            <w:r>
+              <w:rPr>
+                <w:rFonts w:hint="eastAsia"/>
+                <w:sz w:val="20"/>
+                <w:szCs w:val="20"/>
+              </w:rPr>
+              <w:t>结构</w:t>
             </w:r>
           </w:p>
         </w:tc>
@@ -858,7 +900,7 @@
                 <w:sz w:val="20"/>
                 <w:szCs w:val="20"/>
               </w:rPr>
-              <w:t>保存引用视频</w:t>
+              <w:t>保存视频</w:t>
             </w:r>
           </w:p>
         </w:tc>
@@ -901,7 +943,7 @@
                 <w:sz w:val="20"/>
                 <w:szCs w:val="20"/>
               </w:rPr>
-              <w:t>获取保存视频</w:t>
+              <w:t>获取视频</w:t>
             </w:r>
           </w:p>
         </w:tc>
@@ -946,7 +988,7 @@
                 <w:sz w:val="20"/>
                 <w:szCs w:val="20"/>
               </w:rPr>
-              <w:t>删除保存视频(可引用删除)</w:t>
+              <w:t>删除视频</w:t>
             </w:r>
           </w:p>
         </w:tc>
@@ -989,7 +1031,7 @@
                 <w:sz w:val="20"/>
                 <w:szCs w:val="20"/>
               </w:rPr>
-              <w:t>获取保存视频列表</w:t>
+              <w:t>视频列表</w:t>
             </w:r>
           </w:p>
         </w:tc>
@@ -1023,19 +1065,29 @@
             <w:proofErr w:type="spellEnd"/>
             <w:r>
               <w:rPr>
-                <w:b/>
-                <w:bCs/>
-                <w:sz w:val="20"/>
-                <w:szCs w:val="20"/>
-              </w:rPr>
-              <w:t xml:space="preserve"> 或 video  </w:t>
-            </w:r>
-            <w:r>
-              <w:rPr>
-                <w:sz w:val="20"/>
-                <w:szCs w:val="20"/>
-              </w:rPr>
-              <w:t>发送随机保存视频</w:t>
+                <w:rFonts w:hint="eastAsia"/>
+                <w:b/>
+                <w:bCs/>
+                <w:sz w:val="20"/>
+                <w:szCs w:val="20"/>
+              </w:rPr>
+              <w:t>/</w:t>
+            </w:r>
+            <w:r>
+              <w:rPr>
+                <w:b/>
+                <w:bCs/>
+                <w:sz w:val="20"/>
+                <w:szCs w:val="20"/>
+              </w:rPr>
+              <w:t xml:space="preserve">video  </w:t>
+            </w:r>
+            <w:r>
+              <w:rPr>
+                <w:sz w:val="20"/>
+                <w:szCs w:val="20"/>
+              </w:rPr>
+              <w:t>随机视频</w:t>
             </w:r>
           </w:p>
         </w:tc>
@@ -1138,12 +1190,13 @@
             <w:proofErr w:type="spellEnd"/>
             <w:r>
               <w:rPr>
-                <w:b/>
-                <w:bCs/>
-                <w:sz w:val="20"/>
-                <w:szCs w:val="20"/>
-              </w:rPr>
-              <w:t xml:space="preserve"> 或 </w:t>
+                <w:rFonts w:hint="eastAsia"/>
+                <w:b/>
+                <w:bCs/>
+                <w:sz w:val="20"/>
+                <w:szCs w:val="20"/>
+              </w:rPr>
+              <w:t>/</w:t>
             </w:r>
             <w:r>
               <w:rPr>
@@ -1169,7 +1222,7 @@
                 <w:sz w:val="20"/>
                 <w:szCs w:val="20"/>
               </w:rPr>
-              <w:t>发送随机</w:t>
+              <w:t>随机</w:t>
             </w:r>
             <w:r>
               <w:rPr>
@@ -1285,7 +1338,15 @@
                 <w:sz w:val="20"/>
                 <w:szCs w:val="20"/>
               </w:rPr>
-              <w:t xml:space="preserve">  抽奖并存入库存</w:t>
+              <w:t xml:space="preserve">  抽奖</w:t>
+            </w:r>
+            <w:r>
+              <w:rPr>
+                <w:rFonts w:hint="eastAsia"/>
+                <w:sz w:val="20"/>
+                <w:szCs w:val="20"/>
+              </w:rPr>
+              <w:t>(并存入仓库)</w:t>
             </w:r>
           </w:p>
         </w:tc>
@@ -1333,7 +1394,7 @@
                 <w:sz w:val="20"/>
                 <w:szCs w:val="20"/>
               </w:rPr>
-              <w:t xml:space="preserve"> 展示库存</w:t>
+              <w:t xml:space="preserve"> 库存</w:t>
             </w:r>
           </w:p>
         </w:tc>
@@ -1379,7 +1440,7 @@
                 <w:sz w:val="20"/>
                 <w:szCs w:val="20"/>
               </w:rPr>
-              <w:t xml:space="preserve"> 使用库存物品</w:t>
+              <w:t xml:space="preserve"> 使用库存</w:t>
             </w:r>
           </w:p>
         </w:tc>
@@ -1416,7 +1477,6 @@
         </w:rPr>
         <w:t xml:space="preserve"> </w:t>
       </w:r>
-      <w:proofErr w:type="gramStart"/>
       <w:r>
         <w:rPr>
           <w:rFonts w:ascii="Cambria Math" w:hAnsi="Cambria Math" w:cs="Cambria Math" w:hint="eastAsia"/>
@@ -1427,7 +1487,6 @@
         </w:rPr>
         <w:t>跨群游戏</w:t>
       </w:r>
-      <w:proofErr w:type="gramEnd"/>
       <w:r>
         <w:rPr>
           <w:b/>
@@ -1485,7 +1544,31 @@
                 <w:sz w:val="20"/>
                 <w:szCs w:val="20"/>
               </w:rPr>
-              <w:t>加入指定游戏匹配</w:t>
+              <w:t>匹配</w:t>
+            </w:r>
+            <w:r>
+              <w:rPr>
+                <w:rFonts w:hint="eastAsia"/>
+                <w:sz w:val="20"/>
+                <w:szCs w:val="20"/>
+              </w:rPr>
+              <w:t>(需</w:t>
+            </w:r>
+            <w:r>
+              <w:rPr>
+                <w:rFonts w:hint="eastAsia"/>
+                <w:sz w:val="20"/>
+                <w:szCs w:val="20"/>
+              </w:rPr>
+              <w:t>指定游戏</w:t>
+            </w:r>
+            <w:r>
+              <w:rPr>
+                <w:rFonts w:hint="eastAsia"/>
+                <w:sz w:val="20"/>
+                <w:szCs w:val="20"/>
+              </w:rPr>
+              <w:t>)</w:t>
             </w:r>
           </w:p>
         </w:tc>
@@ -1567,7 +1650,7 @@
                 <w:sz w:val="20"/>
                 <w:szCs w:val="20"/>
               </w:rPr>
-              <w:t>强制终止对局</w:t>
+              <w:t>终止对局</w:t>
             </w:r>
           </w:p>
         </w:tc>
@@ -1594,7 +1677,17 @@
                 <w:sz w:val="20"/>
                 <w:szCs w:val="20"/>
               </w:rPr>
-              <w:t>RecentMatch</w:t>
+              <w:t>Recent</w:t>
+            </w:r>
+            <w:r>
+              <w:rPr>
+                <w:rFonts w:hint="eastAsia"/>
+                <w:b/>
+                <w:bCs/>
+                <w:sz w:val="20"/>
+                <w:szCs w:val="20"/>
+              </w:rPr>
+              <w:t>Player</w:t>
             </w:r>
             <w:proofErr w:type="spellEnd"/>
             <w:r>
@@ -1613,7 +1706,15 @@
                 <w:sz w:val="20"/>
                 <w:szCs w:val="20"/>
               </w:rPr>
-              <w:t xml:space="preserve"> 最近对局</w:t>
+              <w:t xml:space="preserve"> 最近</w:t>
+            </w:r>
+            <w:r>
+              <w:rPr>
+                <w:rFonts w:hint="eastAsia"/>
+                <w:sz w:val="20"/>
+                <w:szCs w:val="20"/>
+              </w:rPr>
+              <w:t>玩家</w:t>
             </w:r>
           </w:p>
         </w:tc>
@@ -1737,7 +1838,6 @@
               </w:rPr>
               <w:t xml:space="preserve">Looting  </w:t>
             </w:r>
-            <w:proofErr w:type="gramStart"/>
             <w:r>
               <w:rPr>
                 <w:rFonts w:hint="eastAsia"/>
@@ -1746,7 +1846,6 @@
               </w:rPr>
               <w:t>摸金</w:t>
             </w:r>
-            <w:proofErr w:type="gramEnd"/>
           </w:p>
         </w:tc>
         <w:tc>
@@ -1884,18 +1983,8 @@
                 <w:sz w:val="20"/>
                 <w:szCs w:val="20"/>
               </w:rPr>
-              <w:t xml:space="preserve">  设置用</w:t>
-            </w:r>
-            <w:proofErr w:type="gramStart"/>
-            <w:r>
-              <w:rPr>
-                <w:rFonts w:hint="eastAsia"/>
-                <w:sz w:val="20"/>
-                <w:szCs w:val="20"/>
-              </w:rPr>
-              <w:t>户限权</w:t>
-            </w:r>
-            <w:proofErr w:type="gramEnd"/>
+              <w:t xml:space="preserve">  设置用户限权</w:t>
+            </w:r>
           </w:p>
         </w:tc>
       </w:tr>
@@ -2198,6 +2287,74 @@
         </w:rPr>
         <w:t>/</w:t>
       </w:r>
+      <w:r>
+        <w:rPr>
+          <w:rFonts w:hint="eastAsia"/>
+          <w:sz w:val="20"/>
+          <w:szCs w:val="20"/>
+        </w:rPr>
+        <w:t>，</w:t>
+      </w:r>
+      <w:r>
+        <w:rPr>
+          <w:rFonts w:hint="eastAsia"/>
+          <w:sz w:val="20"/>
+          <w:szCs w:val="20"/>
+        </w:rPr>
+        <w:t xml:space="preserve">表中的 </w:t>
+      </w:r>
+      <w:r>
+        <w:rPr>
+          <w:rFonts w:hint="eastAsia"/>
+          <w:b/>
+          <w:bCs/>
+          <w:sz w:val="20"/>
+          <w:szCs w:val="20"/>
+        </w:rPr>
+        <w:t>中英文命令</w:t>
+      </w:r>
+      <w:r>
+        <w:rPr>
+          <w:rFonts w:hint="eastAsia"/>
+          <w:b/>
+          <w:bCs/>
+          <w:sz w:val="20"/>
+          <w:szCs w:val="20"/>
+        </w:rPr>
+        <w:t xml:space="preserve"> </w:t>
+      </w:r>
+      <w:r>
+        <w:rPr>
+          <w:rFonts w:hint="eastAsia"/>
+          <w:sz w:val="20"/>
+          <w:szCs w:val="20"/>
+        </w:rPr>
+        <w:t>通用，</w:t>
+      </w:r>
+      <w:r>
+        <w:rPr>
+          <w:rFonts w:hint="eastAsia"/>
+          <w:sz w:val="20"/>
+          <w:szCs w:val="20"/>
+        </w:rPr>
+        <w:t>参数说明等可</w:t>
+      </w:r>
+      <w:r>
+        <w:rPr>
+          <w:rFonts w:hint="eastAsia"/>
+          <w:sz w:val="20"/>
+          <w:szCs w:val="20"/>
+        </w:rPr>
+        <w:t>在对应指令详情中获得</w:t>
+      </w:r>
+      <w:r>
+        <w:rPr>
+          <w:rFonts w:hint="eastAsia"/>
+          <w:sz w:val="20"/>
+          <w:szCs w:val="20"/>
+        </w:rPr>
+        <w:t>；</w:t>
+      </w:r>
     </w:p>
     <w:p>
       <w:pPr>
@@ -2224,30 +2381,6 @@
           <w:sz w:val="20"/>
           <w:szCs w:val="20"/>
         </w:rPr>
-        <w:t xml:space="preserve"> 中文命令</w:t>
-      </w:r>
-      <w:r>
-        <w:rPr>
-          <w:rFonts w:hint="eastAsia"/>
-          <w:sz w:val="20"/>
-          <w:szCs w:val="20"/>
-        </w:rPr>
-        <w:t>和</w:t>
-      </w:r>
-      <w:r>
-        <w:rPr>
-          <w:rFonts w:hint="eastAsia"/>
-          <w:sz w:val="20"/>
-          <w:szCs w:val="20"/>
-        </w:rPr>
-        <w:t>参数说明等</w:t>
-      </w:r>
-      <w:r>
-        <w:rPr>
-          <w:rFonts w:hint="eastAsia"/>
-          <w:sz w:val="20"/>
-          <w:szCs w:val="20"/>
-        </w:rPr>
         <w:t xml:space="preserve"> </w:t>
       </w:r>
       <w:r>
@@ -2256,15 +2389,87 @@
           <w:sz w:val="20"/>
           <w:szCs w:val="20"/>
         </w:rPr>
-        <w:t>可</w:t>
-      </w:r>
-      <w:r>
-        <w:rPr>
-          <w:rFonts w:hint="eastAsia"/>
-          <w:sz w:val="20"/>
-          <w:szCs w:val="20"/>
-        </w:rPr>
-        <w:t>在对应指令详情中获得</w:t>
+        <w:t>选老婆功能的</w:t>
+      </w:r>
+      <w:r>
+        <w:rPr>
+          <w:rFonts w:hint="eastAsia"/>
+          <w:sz w:val="20"/>
+          <w:szCs w:val="20"/>
+        </w:rPr>
+        <w:t xml:space="preserve"> </w:t>
+      </w:r>
+      <w:r>
+        <w:rPr>
+          <w:rFonts w:hint="eastAsia"/>
+          <w:b/>
+          <w:bCs/>
+          <w:sz w:val="20"/>
+          <w:szCs w:val="20"/>
+        </w:rPr>
+        <w:t>二次元人物来源</w:t>
+      </w:r>
+      <w:r>
+        <w:rPr>
+          <w:rFonts w:hint="eastAsia"/>
+          <w:b/>
+          <w:bCs/>
+          <w:sz w:val="20"/>
+          <w:szCs w:val="20"/>
+        </w:rPr>
+        <w:t xml:space="preserve"> </w:t>
+      </w:r>
+      <w:r>
+        <w:rPr>
+          <w:rFonts w:hint="eastAsia"/>
+          <w:sz w:val="20"/>
+          <w:szCs w:val="20"/>
+        </w:rPr>
+        <w:t>可通过</w:t>
+      </w:r>
+      <w:proofErr w:type="spellStart"/>
+      <w:r>
+        <w:rPr>
+          <w:rFonts w:hint="eastAsia"/>
+          <w:sz w:val="20"/>
+          <w:szCs w:val="20"/>
+        </w:rPr>
+        <w:t>ImageFolderStructure</w:t>
+      </w:r>
+      <w:proofErr w:type="spellEnd"/>
+      <w:r>
+        <w:rPr>
+          <w:rFonts w:hint="eastAsia"/>
+          <w:sz w:val="20"/>
+          <w:szCs w:val="20"/>
+        </w:rPr>
+        <w:t>查看</w:t>
+      </w:r>
+      <w:proofErr w:type="spellStart"/>
+      <w:r>
+        <w:rPr>
+          <w:rFonts w:hint="eastAsia"/>
+          <w:sz w:val="20"/>
+          <w:szCs w:val="20"/>
+        </w:rPr>
+        <w:t>acg</w:t>
+      </w:r>
+      <w:proofErr w:type="spellEnd"/>
+      <w:r>
+        <w:rPr>
+          <w:rFonts w:hint="eastAsia"/>
+          <w:sz w:val="20"/>
+          <w:szCs w:val="20"/>
+        </w:rPr>
+        <w:t>下子目录名获得</w:t>
+      </w:r>
+      <w:r>
+        <w:rPr>
+          <w:rFonts w:hint="eastAsia"/>
+          <w:sz w:val="20"/>
+          <w:szCs w:val="20"/>
+        </w:rPr>
+        <w:t>；</w:t>
       </w:r>
     </w:p>
     <w:p>
@@ -2302,27 +2507,23 @@
           <w:sz w:val="20"/>
           <w:szCs w:val="20"/>
         </w:rPr>
-        <w:t xml:space="preserve"> 图片保存路径为</w:t>
-      </w:r>
-      <w:r>
-        <w:rPr>
-          <w:rFonts w:hint="eastAsia"/>
-          <w:sz w:val="20"/>
-          <w:szCs w:val="20"/>
-        </w:rPr>
         <w:t xml:space="preserve"> </w:t>
       </w:r>
       <w:r>
         <w:rPr>
           <w:rFonts w:hint="eastAsia"/>
-          <w:sz w:val="20"/>
-          <w:szCs w:val="20"/>
-        </w:rPr>
-        <w:t>{配置路径}/collect</w:t>
-      </w:r>
-      <w:r>
-        <w:rPr>
-          <w:rFonts w:hint="eastAsia"/>
+          <w:b/>
+          <w:bCs/>
+          <w:sz w:val="20"/>
+          <w:szCs w:val="20"/>
+        </w:rPr>
+        <w:t>跨群游戏</w:t>
+      </w:r>
+      <w:r>
+        <w:rPr>
+          <w:rFonts w:hint="eastAsia"/>
+          <w:b/>
+          <w:bCs/>
           <w:sz w:val="20"/>
           <w:szCs w:val="20"/>
         </w:rPr>
@@ -2334,11 +2535,61 @@
           <w:sz w:val="20"/>
           <w:szCs w:val="20"/>
         </w:rPr>
-        <w:t xml:space="preserve"> 图片自动收集路径为</w:t>
-      </w:r>
-      <w:r>
-        <w:rPr>
-          <w:rFonts w:hint="eastAsia"/>
+        <w:t xml:space="preserve">匹配参数为 </w:t>
+      </w:r>
+      <w:r>
+        <w:rPr>
+          <w:rFonts w:hint="eastAsia"/>
+          <w:b/>
+          <w:bCs/>
+          <w:sz w:val="20"/>
+          <w:szCs w:val="20"/>
+        </w:rPr>
+        <w:t>游戏类型</w:t>
+      </w:r>
+      <w:r>
+        <w:rPr>
+          <w:rFonts w:hint="eastAsia"/>
+          <w:b/>
+          <w:bCs/>
+          <w:sz w:val="20"/>
+          <w:szCs w:val="20"/>
+        </w:rPr>
+        <w:t>中文名</w:t>
+      </w:r>
+      <w:r>
+        <w:rPr>
+          <w:rFonts w:hint="eastAsia"/>
+          <w:sz w:val="20"/>
+          <w:szCs w:val="20"/>
+        </w:rPr>
+        <w:t xml:space="preserve"> (匹配超时 - </w:t>
+      </w:r>
+      <w:r>
+        <w:rPr>
+          <w:rFonts w:hint="eastAsia"/>
+          <w:b/>
+          <w:bCs/>
+          <w:sz w:val="20"/>
+          <w:szCs w:val="20"/>
+        </w:rPr>
+        <w:t>120</w:t>
+      </w:r>
+      <w:r>
+        <w:rPr>
+          <w:rFonts w:hint="eastAsia"/>
+          <w:b/>
+          <w:bCs/>
+          <w:sz w:val="20"/>
+          <w:szCs w:val="20"/>
+        </w:rPr>
+        <w:t>秒</w:t>
+      </w:r>
+      <w:r>
+        <w:rPr>
+          <w:rFonts w:hint="eastAsia"/>
+          <w:b/>
+          <w:bCs/>
           <w:sz w:val="20"/>
           <w:szCs w:val="20"/>
         </w:rPr>
@@ -2350,7 +2601,43 @@
           <w:sz w:val="20"/>
           <w:szCs w:val="20"/>
         </w:rPr>
-        <w:t>{配置路径}/monitor</w:t>
+        <w:t xml:space="preserve">对局无动作超时 - </w:t>
+      </w:r>
+      <w:r>
+        <w:rPr>
+          <w:rFonts w:hint="eastAsia"/>
+          <w:b/>
+          <w:bCs/>
+          <w:sz w:val="20"/>
+          <w:szCs w:val="20"/>
+        </w:rPr>
+        <w:t>240</w:t>
+      </w:r>
+      <w:r>
+        <w:rPr>
+          <w:rFonts w:hint="eastAsia"/>
+          <w:b/>
+          <w:bCs/>
+          <w:sz w:val="20"/>
+          <w:szCs w:val="20"/>
+        </w:rPr>
+        <w:t>秒</w:t>
+      </w:r>
+      <w:r>
+        <w:rPr>
+          <w:rFonts w:hint="eastAsia"/>
+          <w:sz w:val="20"/>
+          <w:szCs w:val="20"/>
+        </w:rPr>
+        <w:t>)</w:t>
+      </w:r>
+      <w:r>
+        <w:rPr>
+          <w:rFonts w:hint="eastAsia"/>
+          <w:sz w:val="20"/>
+          <w:szCs w:val="20"/>
+        </w:rPr>
+        <w:t>；</w:t>
       </w:r>
     </w:p>
     <w:p>
@@ -2388,43 +2675,71 @@
           <w:sz w:val="20"/>
           <w:szCs w:val="20"/>
         </w:rPr>
-        <w:t xml:space="preserve"> 选老婆功能的二次元可选人物来源可通过</w:t>
-      </w:r>
-      <w:proofErr w:type="spellStart"/>
-      <w:r>
-        <w:rPr>
-          <w:rFonts w:hint="eastAsia"/>
-          <w:sz w:val="20"/>
-          <w:szCs w:val="20"/>
-        </w:rPr>
-        <w:t>ImageFolderStructure</w:t>
-      </w:r>
-      <w:proofErr w:type="spellEnd"/>
-      <w:r>
-        <w:rPr>
-          <w:rFonts w:hint="eastAsia"/>
-          <w:sz w:val="20"/>
-          <w:szCs w:val="20"/>
-        </w:rPr>
-        <w:t>查看</w:t>
-      </w:r>
-      <w:proofErr w:type="spellStart"/>
-      <w:r>
-        <w:rPr>
-          <w:rFonts w:hint="eastAsia"/>
-          <w:sz w:val="20"/>
-          <w:szCs w:val="20"/>
-        </w:rPr>
-        <w:t>acg</w:t>
-      </w:r>
-      <w:proofErr w:type="spellEnd"/>
-      <w:r>
-        <w:rPr>
-          <w:rFonts w:hint="eastAsia"/>
-          <w:sz w:val="20"/>
-          <w:szCs w:val="20"/>
-        </w:rPr>
-        <w:t>下子目录名获得</w:t>
+        <w:t xml:space="preserve"> </w:t>
+      </w:r>
+      <w:r>
+        <w:rPr>
+          <w:rFonts w:hint="eastAsia"/>
+          <w:b/>
+          <w:bCs/>
+          <w:sz w:val="20"/>
+          <w:szCs w:val="20"/>
+        </w:rPr>
+        <w:t>跨群游戏</w:t>
+      </w:r>
+      <w:r>
+        <w:rPr>
+          <w:rFonts w:hint="eastAsia"/>
+          <w:b/>
+          <w:bCs/>
+          <w:sz w:val="20"/>
+          <w:szCs w:val="20"/>
+        </w:rPr>
+        <w:t xml:space="preserve"> </w:t>
+      </w:r>
+      <w:r>
+        <w:rPr>
+          <w:rFonts w:hint="eastAsia"/>
+          <w:sz w:val="20"/>
+          <w:szCs w:val="20"/>
+        </w:rPr>
+        <w:t xml:space="preserve">匹配成功后应使用 </w:t>
+      </w:r>
+      <w:r>
+        <w:rPr>
+          <w:rFonts w:hint="eastAsia"/>
+          <w:b/>
+          <w:bCs/>
+          <w:sz w:val="20"/>
+          <w:szCs w:val="20"/>
+        </w:rPr>
+        <w:t>相应的游戏指令</w:t>
+      </w:r>
+      <w:r>
+        <w:rPr>
+          <w:rFonts w:hint="eastAsia"/>
+          <w:b/>
+          <w:bCs/>
+          <w:sz w:val="20"/>
+          <w:szCs w:val="20"/>
+        </w:rPr>
+        <w:t xml:space="preserve"> </w:t>
+      </w:r>
+      <w:r>
+        <w:rPr>
+          <w:rFonts w:hint="eastAsia"/>
+          <w:sz w:val="20"/>
+          <w:szCs w:val="20"/>
+        </w:rPr>
+        <w:t>进行游戏</w:t>
+      </w:r>
+      <w:r>
+        <w:rPr>
+          <w:rFonts w:hint="eastAsia"/>
+          <w:sz w:val="20"/>
+          <w:szCs w:val="20"/>
+        </w:rPr>
+        <w:t>；</w:t>
       </w:r>
     </w:p>
     <w:p>
@@ -2462,7 +2777,51 @@
           <w:sz w:val="20"/>
           <w:szCs w:val="20"/>
         </w:rPr>
-        <w:t xml:space="preserve"> 使用AI Monitor模式及Recall Detect功能 需通过</w:t>
+        <w:t xml:space="preserve"> </w:t>
+      </w:r>
+      <w:r>
+        <w:rPr>
+          <w:rFonts w:hint="eastAsia"/>
+          <w:sz w:val="20"/>
+          <w:szCs w:val="20"/>
+        </w:rPr>
+        <w:t>使用</w:t>
+      </w:r>
+      <w:r>
+        <w:rPr>
+          <w:rFonts w:hint="eastAsia"/>
+          <w:b/>
+          <w:bCs/>
+          <w:sz w:val="20"/>
+          <w:szCs w:val="20"/>
+        </w:rPr>
+        <w:t>AI Monitor模式</w:t>
+      </w:r>
+      <w:r>
+        <w:rPr>
+          <w:rFonts w:hint="eastAsia"/>
+          <w:sz w:val="20"/>
+          <w:szCs w:val="20"/>
+        </w:rPr>
+        <w:t>及</w:t>
+      </w:r>
+      <w:r>
+        <w:rPr>
+          <w:rFonts w:hint="eastAsia"/>
+          <w:b/>
+          <w:bCs/>
+          <w:sz w:val="20"/>
+          <w:szCs w:val="20"/>
+        </w:rPr>
+        <w:t>Recall Detect功能</w:t>
+      </w:r>
+      <w:r>
+        <w:rPr>
+          <w:rFonts w:hint="eastAsia"/>
+          <w:sz w:val="20"/>
+          <w:szCs w:val="20"/>
+        </w:rPr>
+        <w:t xml:space="preserve"> 需通过</w:t>
       </w:r>
       <w:proofErr w:type="spellStart"/>
       <w:r>
@@ -2498,6 +2857,8 @@
         <w:spacing w:after="0" w:line="240" w:lineRule="auto"/>
         <w:rPr>
           <w:rFonts w:hint="eastAsia"/>
+          <w:b/>
+          <w:bCs/>
           <w:sz w:val="20"/>
           <w:szCs w:val="20"/>
         </w:rPr>
@@ -2520,25 +2881,13 @@
         </w:rPr>
         <w:t xml:space="preserve"> </w:t>
       </w:r>
-      <w:proofErr w:type="gramStart"/>
-      <w:r>
-        <w:rPr>
-          <w:rFonts w:hint="eastAsia"/>
-          <w:b/>
-          <w:bCs/>
-          <w:sz w:val="20"/>
-          <w:szCs w:val="20"/>
-        </w:rPr>
-        <w:t>跨群游戏</w:t>
-      </w:r>
-      <w:proofErr w:type="gramEnd"/>
-      <w:r>
-        <w:rPr>
-          <w:rFonts w:hint="eastAsia"/>
-          <w:sz w:val="20"/>
-          <w:szCs w:val="20"/>
-        </w:rPr>
-        <w:t>匹配参数为</w:t>
+      <w:r>
+        <w:rPr>
+          <w:rFonts w:hint="eastAsia"/>
+          <w:sz w:val="20"/>
+          <w:szCs w:val="20"/>
+        </w:rPr>
+        <w:t>图片保存路径为</w:t>
       </w:r>
       <w:r>
         <w:rPr>
@@ -2556,127 +2905,25 @@
           <w:sz w:val="20"/>
           <w:szCs w:val="20"/>
         </w:rPr>
-        <w:t>游戏类型</w:t>
-      </w:r>
-      <w:r>
-        <w:rPr>
-          <w:rFonts w:hint="eastAsia"/>
-          <w:b/>
-          <w:bCs/>
-          <w:sz w:val="20"/>
-          <w:szCs w:val="20"/>
-        </w:rPr>
-        <w:t>中文名</w:t>
-      </w:r>
-      <w:r>
-        <w:rPr>
-          <w:rFonts w:hint="eastAsia"/>
-          <w:sz w:val="20"/>
-          <w:szCs w:val="20"/>
-        </w:rPr>
-        <w:t xml:space="preserve"> (匹配超时</w:t>
-      </w:r>
-      <w:r>
-        <w:rPr>
-          <w:rFonts w:hint="eastAsia"/>
-          <w:sz w:val="20"/>
-          <w:szCs w:val="20"/>
-        </w:rPr>
-        <w:t xml:space="preserve"> - </w:t>
-      </w:r>
-      <w:r>
-        <w:rPr>
-          <w:rFonts w:hint="eastAsia"/>
-          <w:b/>
-          <w:bCs/>
-          <w:sz w:val="20"/>
-          <w:szCs w:val="20"/>
-        </w:rPr>
-        <w:t>120</w:t>
-      </w:r>
-      <w:r>
-        <w:rPr>
-          <w:rFonts w:hint="eastAsia"/>
-          <w:b/>
-          <w:bCs/>
-          <w:sz w:val="20"/>
-          <w:szCs w:val="20"/>
-        </w:rPr>
-        <w:t>秒</w:t>
-      </w:r>
-      <w:r>
-        <w:rPr>
-          <w:rFonts w:hint="eastAsia"/>
-          <w:b/>
-          <w:bCs/>
-          <w:sz w:val="20"/>
-          <w:szCs w:val="20"/>
-        </w:rPr>
-        <w:t>后</w:t>
-      </w:r>
-      <w:r>
-        <w:rPr>
-          <w:rFonts w:hint="eastAsia"/>
-          <w:sz w:val="20"/>
-          <w:szCs w:val="20"/>
-        </w:rPr>
-        <w:t xml:space="preserve"> 对局</w:t>
-      </w:r>
-      <w:r>
-        <w:rPr>
-          <w:rFonts w:hint="eastAsia"/>
-          <w:sz w:val="20"/>
-          <w:szCs w:val="20"/>
-        </w:rPr>
-        <w:t xml:space="preserve">无动作超时 - </w:t>
-      </w:r>
-      <w:r>
-        <w:rPr>
-          <w:rFonts w:hint="eastAsia"/>
-          <w:b/>
-          <w:bCs/>
-          <w:sz w:val="20"/>
-          <w:szCs w:val="20"/>
-        </w:rPr>
-        <w:t>240</w:t>
-      </w:r>
-      <w:r>
-        <w:rPr>
-          <w:rFonts w:hint="eastAsia"/>
-          <w:b/>
-          <w:bCs/>
-          <w:sz w:val="20"/>
-          <w:szCs w:val="20"/>
-        </w:rPr>
-        <w:t>秒后</w:t>
-      </w:r>
-      <w:r>
-        <w:rPr>
-          <w:rFonts w:hint="eastAsia"/>
-          <w:sz w:val="20"/>
-          <w:szCs w:val="20"/>
-        </w:rPr>
-        <w:t>)</w:t>
-      </w:r>
-    </w:p>
-    <w:p>
-      <w:pPr>
-        <w:spacing w:after="0" w:line="240" w:lineRule="auto"/>
-        <w:rPr>
-          <w:rFonts w:hint="eastAsia"/>
-          <w:sz w:val="20"/>
-          <w:szCs w:val="20"/>
-        </w:rPr>
-      </w:pPr>
-      <w:r>
-        <w:rPr>
-          <w:rFonts w:hint="eastAsia"/>
-          <w:b/>
-          <w:bCs/>
-          <w:sz w:val="20"/>
-          <w:szCs w:val="20"/>
-        </w:rPr>
-        <w:t>7.</w:t>
+        <w:t>{配置路径}/collec</w:t>
+      </w:r>
+      <w:r>
+        <w:rPr>
+          <w:rFonts w:hint="eastAsia"/>
+          <w:b/>
+          <w:bCs/>
+          <w:sz w:val="20"/>
+          <w:szCs w:val="20"/>
+        </w:rPr>
+        <w:t xml:space="preserve">t </w:t>
+      </w:r>
+      <w:r>
+        <w:rPr>
+          <w:rFonts w:hint="eastAsia"/>
+          <w:sz w:val="20"/>
+          <w:szCs w:val="20"/>
+        </w:rPr>
+        <w:t>图片自动收集路径为</w:t>
       </w:r>
       <w:r>
         <w:rPr>
@@ -2686,53 +2933,15 @@
         </w:rPr>
         <w:t xml:space="preserve"> </w:t>
       </w:r>
-      <w:proofErr w:type="gramStart"/>
-      <w:r>
-        <w:rPr>
-          <w:rFonts w:hint="eastAsia"/>
-          <w:b/>
-          <w:bCs/>
-          <w:sz w:val="20"/>
-          <w:szCs w:val="20"/>
-        </w:rPr>
-        <w:t>跨群游戏</w:t>
-      </w:r>
-      <w:proofErr w:type="gramEnd"/>
-      <w:r>
-        <w:rPr>
-          <w:rFonts w:hint="eastAsia"/>
-          <w:sz w:val="20"/>
-          <w:szCs w:val="20"/>
-        </w:rPr>
-        <w:t xml:space="preserve">匹配成功后应使用 </w:t>
-      </w:r>
-      <w:r>
-        <w:rPr>
-          <w:rFonts w:hint="eastAsia"/>
-          <w:b/>
-          <w:bCs/>
-          <w:sz w:val="20"/>
-          <w:szCs w:val="20"/>
-        </w:rPr>
-        <w:t>相应的游戏指令</w:t>
-      </w:r>
-      <w:r>
-        <w:rPr>
-          <w:rFonts w:hint="eastAsia"/>
-          <w:b/>
-          <w:bCs/>
-          <w:sz w:val="20"/>
-          <w:szCs w:val="20"/>
-        </w:rPr>
-        <w:t xml:space="preserve"> </w:t>
-      </w:r>
-      <w:r>
-        <w:rPr>
-          <w:rFonts w:hint="eastAsia"/>
-          <w:sz w:val="20"/>
-          <w:szCs w:val="20"/>
-        </w:rPr>
-        <w:t>进行游戏</w:t>
+      <w:r>
+        <w:rPr>
+          <w:rFonts w:hint="eastAsia"/>
+          <w:b/>
+          <w:bCs/>
+          <w:sz w:val="20"/>
+          <w:szCs w:val="20"/>
+        </w:rPr>
+        <w:t>{配置路径}/monitor</w:t>
       </w:r>
     </w:p>
     <w:p>
